--- a/docs/report.docx
+++ b/docs/report.docx
@@ -18,7 +18,6 @@
         <w:rPr>
           <w:rFonts w:ascii="Times New Roman" w:hAnsi="Times New Roman" w:cs="Times New Roman"/>
           <w:sz w:val="28"/>
-          <w:lang w:val="en-US"/>
         </w:rPr>
         <w:t>,</w:t>
       </w:r>
@@ -169,7 +168,6 @@
         <w:jc w:val="center"/>
         <w:rPr>
           <w:rFonts w:ascii="Times New Roman" w:hAnsi="Times New Roman"/>
-          <w:lang w:val="en-US"/>
         </w:rPr>
       </w:pPr>
       <w:r>
@@ -199,7 +197,6 @@
           <w:bCs/>
           <w:sz w:val="36"/>
           <w:szCs w:val="36"/>
-          <w:lang w:val="en-US"/>
         </w:rPr>
         <w:t>4</w:t>
       </w:r>
@@ -211,7 +208,6 @@
         <w:jc w:val="center"/>
         <w:rPr>
           <w:rFonts w:ascii="Times New Roman" w:hAnsi="Times New Roman" w:cs="Times New Roman"/>
-          <w:lang w:val="en-US"/>
         </w:rPr>
       </w:pPr>
     </w:p>
@@ -222,7 +218,6 @@
         <w:jc w:val="center"/>
         <w:rPr>
           <w:rFonts w:ascii="Times New Roman" w:hAnsi="Times New Roman" w:cs="Times New Roman"/>
-          <w:lang w:val="en-US"/>
         </w:rPr>
       </w:pPr>
     </w:p>
@@ -479,26 +474,20 @@
       </w:pPr>
       <w:r>
         <w:lastRenderedPageBreak/>
-        <w:t xml:space="preserve">1 </w:t>
-      </w:r>
-      <w:r>
-        <w:rPr>
-          <w:lang w:val="ru-RU"/>
-        </w:rPr>
-        <w:t>Текст з</w:t>
+        <w:t>1 Текст з</w:t>
       </w:r>
       <w:r>
         <w:t>адани</w:t>
       </w:r>
       <w:r>
-        <w:rPr>
-          <w:lang w:val="ru-RU"/>
-        </w:rPr>
         <w:t>я</w:t>
       </w:r>
     </w:p>
     <w:p>
       <w:r>
+        <w:rPr>
+          <w:noProof/>
+        </w:rPr>
         <w:drawing>
           <wp:inline distT="0" distB="0" distL="0" distR="0" wp14:anchorId="673B9961" wp14:editId="7A2E57A3">
             <wp:extent cx="5943600" cy="3147695"/>
@@ -555,7 +544,31 @@
           <w:rPr>
             <w:rStyle w:val="Hyperlink"/>
           </w:rPr>
-          <w:t>http://stload.se.ifmo.ru:8080?token=518502799&amp;user=-1355183842&amp;config=1</w:t>
+          <w:t>http://stload.se.ifmo.ru:8080?</w:t>
+        </w:r>
+        <w:r>
+          <w:rPr>
+            <w:rStyle w:val="Hyperlink"/>
+          </w:rPr>
+          <w:t>t</w:t>
+        </w:r>
+        <w:r>
+          <w:rPr>
+            <w:rStyle w:val="Hyperlink"/>
+          </w:rPr>
+          <w:t>o</w:t>
+        </w:r>
+        <w:r>
+          <w:rPr>
+            <w:rStyle w:val="Hyperlink"/>
+          </w:rPr>
+          <w:t>k</w:t>
+        </w:r>
+        <w:r>
+          <w:rPr>
+            <w:rStyle w:val="Hyperlink"/>
+          </w:rPr>
+          <w:t>en=518502799&amp;user=-1355183842&amp;config=1</w:t>
         </w:r>
       </w:hyperlink>
       <w:r>
@@ -595,19 +608,7 @@
           <w:rPr>
             <w:rStyle w:val="Hyperlink"/>
           </w:rPr>
-          <w:t>http://stload.s</w:t>
-        </w:r>
-        <w:r>
-          <w:rPr>
-            <w:rStyle w:val="Hyperlink"/>
-          </w:rPr>
-          <w:t>e</w:t>
-        </w:r>
-        <w:r>
-          <w:rPr>
-            <w:rStyle w:val="Hyperlink"/>
-          </w:rPr>
-          <w:t>.ifmo.ru:8080?token=518502799&amp;user=-1355183842&amp;config=3</w:t>
+          <w:t>http://stload.se.ifmo.ru:8080?token=518502799&amp;user=-1355183842&amp;config=3</w:t>
         </w:r>
       </w:hyperlink>
       <w:r>
@@ -625,12 +626,169 @@
     </w:p>
     <w:p>
       <w:pPr>
-        <w:suppressAutoHyphens w:val="0"/>
-        <w:spacing w:line="278" w:lineRule="auto"/>
+        <w:pStyle w:val="Heading1"/>
         <w:rPr>
           <w:lang w:val="en-US"/>
         </w:rPr>
       </w:pPr>
+      <w:r>
+        <w:lastRenderedPageBreak/>
+        <w:t xml:space="preserve">2. </w:t>
+      </w:r>
+      <w:r>
+        <w:t xml:space="preserve">Описание конфигурации </w:t>
+      </w:r>
+      <w:r>
+        <w:rPr>
+          <w:lang w:val="en-US"/>
+        </w:rPr>
+        <w:t>JMeter</w:t>
+      </w:r>
+      <w:r>
+        <w:t xml:space="preserve"> для нагрузочного тестирования</w:t>
+      </w:r>
+    </w:p>
+    <w:p>
+      <w:r>
+        <w:t>Тестовый сценарий состоит из 3 конфигураций</w:t>
+      </w:r>
+      <w:r>
+        <w:t xml:space="preserve">: </w:t>
+      </w:r>
+      <w:r>
+        <w:rPr>
+          <w:lang w:val="en-US"/>
+        </w:rPr>
+        <w:t>Config</w:t>
+      </w:r>
+      <w:r>
+        <w:t xml:space="preserve">1, </w:t>
+      </w:r>
+      <w:r>
+        <w:rPr>
+          <w:lang w:val="en-US"/>
+        </w:rPr>
+        <w:t>Config</w:t>
+      </w:r>
+      <w:r>
+        <w:t xml:space="preserve">2 </w:t>
+      </w:r>
+      <w:r>
+        <w:t xml:space="preserve">и </w:t>
+      </w:r>
+      <w:r>
+        <w:rPr>
+          <w:lang w:val="en-US"/>
+        </w:rPr>
+        <w:t>Config</w:t>
+      </w:r>
+      <w:r>
+        <w:t xml:space="preserve">3 </w:t>
+      </w:r>
+      <w:r>
+        <w:t>соответственно для каждой конфигурации веб приложения.</w:t>
+      </w:r>
+    </w:p>
+    <w:p/>
+    <w:p>
+      <w:pPr>
+        <w:rPr>
+          <w:b/>
+          <w:bCs/>
+        </w:rPr>
+      </w:pPr>
+      <w:r>
+        <w:rPr>
+          <w:b/>
+          <w:bCs/>
+        </w:rPr>
+        <w:t>Общая конфигурация</w:t>
+      </w:r>
+    </w:p>
+    <w:p>
+      <w:r>
+        <w:t xml:space="preserve">Конфигурация нагрузочного тестирования состоит из 3 </w:t>
+      </w:r>
+      <w:proofErr w:type="spellStart"/>
+      <w:r>
+        <w:t>Thread</w:t>
+      </w:r>
+      <w:proofErr w:type="spellEnd"/>
+      <w:r>
+        <w:t xml:space="preserve"> Group объектов, по 1 на каждую конфигурацию, конфигурация каждого из них идентична, за исключением параметра </w:t>
+      </w:r>
+      <w:proofErr w:type="spellStart"/>
+      <w:r>
+        <w:t>config</w:t>
+      </w:r>
+      <w:proofErr w:type="spellEnd"/>
+      <w:r>
+        <w:t xml:space="preserve"> при формировании запроса. Помимо объектов </w:t>
+      </w:r>
+      <w:proofErr w:type="spellStart"/>
+      <w:r>
+        <w:t>Thread</w:t>
+      </w:r>
+      <w:proofErr w:type="spellEnd"/>
+      <w:r>
+        <w:t xml:space="preserve"> </w:t>
+      </w:r>
+      <w:proofErr w:type="spellStart"/>
+      <w:r>
+        <w:t>Grou</w:t>
+      </w:r>
+      <w:proofErr w:type="spellEnd"/>
+      <w:r>
+        <w:rPr>
+          <w:lang w:val="en-US"/>
+        </w:rPr>
+        <w:t>p</w:t>
+      </w:r>
+      <w:r>
+        <w:t xml:space="preserve"> </w:t>
+      </w:r>
+      <w:r>
+        <w:t>присутствуют вспомогательные объекты для генерации общих отчетов.</w:t>
+      </w:r>
+    </w:p>
+    <w:p>
+      <w:r>
+        <w:drawing>
+          <wp:inline distT="0" distB="0" distL="0" distR="0" wp14:anchorId="4521A63F" wp14:editId="38EE2406">
+            <wp:extent cx="3333525" cy="3932518"/>
+            <wp:effectExtent l="0" t="0" r="0" b="5080"/>
+            <wp:docPr id="526515802" name="Picture 1"/>
+            <wp:cNvGraphicFramePr>
+              <a:graphicFrameLocks xmlns:a="http://schemas.openxmlformats.org/drawingml/2006/main" noChangeAspect="1"/>
+            </wp:cNvGraphicFramePr>
+            <a:graphic xmlns:a="http://schemas.openxmlformats.org/drawingml/2006/main">
+              <a:graphicData uri="http://schemas.openxmlformats.org/drawingml/2006/picture">
+                <pic:pic xmlns:pic="http://schemas.openxmlformats.org/drawingml/2006/picture">
+                  <pic:nvPicPr>
+                    <pic:cNvPr id="526515802" name=""/>
+                    <pic:cNvPicPr/>
+                  </pic:nvPicPr>
+                  <pic:blipFill>
+                    <a:blip r:embed="rId11"/>
+                    <a:stretch>
+                      <a:fillRect/>
+                    </a:stretch>
+                  </pic:blipFill>
+                  <pic:spPr>
+                    <a:xfrm>
+                      <a:off x="0" y="0"/>
+                      <a:ext cx="3362476" cy="3966671"/>
+                    </a:xfrm>
+                    <a:prstGeom prst="rect">
+                      <a:avLst/>
+                    </a:prstGeom>
+                  </pic:spPr>
+                </pic:pic>
+              </a:graphicData>
+            </a:graphic>
+          </wp:inline>
+        </w:drawing>
+      </w:r>
     </w:p>
     <w:p>
       <w:pPr>
@@ -648,15 +806,2416 @@
     </w:p>
     <w:p>
       <w:pPr>
+        <w:suppressAutoHyphens w:val="0"/>
+        <w:spacing w:line="278" w:lineRule="auto"/>
+        <w:rPr>
+          <w:b/>
+          <w:bCs/>
+        </w:rPr>
+      </w:pPr>
+      <w:r>
+        <w:rPr>
+          <w:b/>
+          <w:bCs/>
+        </w:rPr>
+        <w:br w:type="page"/>
+      </w:r>
+    </w:p>
+    <w:p>
+      <w:pPr>
+        <w:rPr>
+          <w:b/>
+          <w:bCs/>
+          <w:lang w:val="en-US"/>
+        </w:rPr>
+      </w:pPr>
+      <w:r>
+        <w:rPr>
+          <w:b/>
+          <w:bCs/>
+        </w:rPr>
+        <w:lastRenderedPageBreak/>
+        <w:t xml:space="preserve">Конфигурация </w:t>
+      </w:r>
+      <w:r>
+        <w:rPr>
+          <w:b/>
+          <w:bCs/>
+          <w:lang w:val="en-US"/>
+        </w:rPr>
+        <w:t>Thread</w:t>
+      </w:r>
+      <w:r>
+        <w:rPr>
+          <w:b/>
+          <w:bCs/>
+        </w:rPr>
+        <w:t xml:space="preserve"> </w:t>
+      </w:r>
+      <w:r>
+        <w:rPr>
+          <w:b/>
+          <w:bCs/>
+          <w:lang w:val="en-US"/>
+        </w:rPr>
+        <w:t>Group</w:t>
+      </w:r>
+    </w:p>
+    <w:p>
+      <w:pPr>
+        <w:rPr>
+          <w:b/>
+          <w:bCs/>
+          <w:lang w:val="en-US"/>
+        </w:rPr>
+      </w:pPr>
+      <w:r>
+        <w:rPr>
+          <w:b/>
+          <w:bCs/>
+        </w:rPr>
+        <w:drawing>
+          <wp:inline distT="0" distB="0" distL="0" distR="0" wp14:anchorId="1133E595" wp14:editId="2541204D">
+            <wp:extent cx="5943600" cy="2573655"/>
+            <wp:effectExtent l="0" t="0" r="0" b="4445"/>
+            <wp:docPr id="399456106" name="Picture 1"/>
+            <wp:cNvGraphicFramePr>
+              <a:graphicFrameLocks xmlns:a="http://schemas.openxmlformats.org/drawingml/2006/main" noChangeAspect="1"/>
+            </wp:cNvGraphicFramePr>
+            <a:graphic xmlns:a="http://schemas.openxmlformats.org/drawingml/2006/main">
+              <a:graphicData uri="http://schemas.openxmlformats.org/drawingml/2006/picture">
+                <pic:pic xmlns:pic="http://schemas.openxmlformats.org/drawingml/2006/picture">
+                  <pic:nvPicPr>
+                    <pic:cNvPr id="399456106" name=""/>
+                    <pic:cNvPicPr/>
+                  </pic:nvPicPr>
+                  <pic:blipFill>
+                    <a:blip r:embed="rId12"/>
+                    <a:stretch>
+                      <a:fillRect/>
+                    </a:stretch>
+                  </pic:blipFill>
+                  <pic:spPr>
+                    <a:xfrm>
+                      <a:off x="0" y="0"/>
+                      <a:ext cx="5943600" cy="2573655"/>
+                    </a:xfrm>
+                    <a:prstGeom prst="rect">
+                      <a:avLst/>
+                    </a:prstGeom>
+                  </pic:spPr>
+                </pic:pic>
+              </a:graphicData>
+            </a:graphic>
+          </wp:inline>
+        </w:drawing>
+      </w:r>
+    </w:p>
+    <w:p>
+      <w:r>
+        <w:t xml:space="preserve">Данные </w:t>
+      </w:r>
+      <w:r>
+        <w:t xml:space="preserve">для параметров </w:t>
+      </w:r>
+      <w:r>
+        <w:rPr>
+          <w:lang w:val="en-US"/>
+        </w:rPr>
+        <w:t>Number</w:t>
+      </w:r>
+      <w:r>
+        <w:t xml:space="preserve"> </w:t>
+      </w:r>
+      <w:r>
+        <w:rPr>
+          <w:lang w:val="en-US"/>
+        </w:rPr>
+        <w:t>of</w:t>
+      </w:r>
+      <w:r>
+        <w:t xml:space="preserve"> </w:t>
+      </w:r>
+      <w:r>
+        <w:rPr>
+          <w:lang w:val="en-US"/>
+        </w:rPr>
+        <w:t>Threads</w:t>
+      </w:r>
+      <w:r>
+        <w:t xml:space="preserve"> </w:t>
+      </w:r>
+      <w:r>
+        <w:t xml:space="preserve">и </w:t>
+      </w:r>
+      <w:r>
+        <w:rPr>
+          <w:lang w:val="en-US"/>
+        </w:rPr>
+        <w:t>Loop</w:t>
+      </w:r>
+      <w:r>
+        <w:t xml:space="preserve"> </w:t>
+      </w:r>
+      <w:r>
+        <w:rPr>
+          <w:lang w:val="en-US"/>
+        </w:rPr>
+        <w:t>Count</w:t>
+      </w:r>
+      <w:r>
+        <w:t xml:space="preserve"> </w:t>
+      </w:r>
+      <w:r>
+        <w:t>–</w:t>
+      </w:r>
+      <w:r>
+        <w:t xml:space="preserve"> </w:t>
+      </w:r>
+      <w:r>
+        <w:t xml:space="preserve">взяты из варианта. </w:t>
+      </w:r>
+    </w:p>
+    <w:p>
+      <w:pPr>
+        <w:rPr>
+          <w:lang w:val="en-US"/>
+        </w:rPr>
+      </w:pPr>
+      <w:proofErr w:type="spellStart"/>
+      <w:r>
+        <w:rPr>
+          <w:lang w:val="en-US"/>
+        </w:rPr>
+        <w:t>Rapm</w:t>
+      </w:r>
+      <w:proofErr w:type="spellEnd"/>
+      <w:r>
+        <w:t>-</w:t>
+      </w:r>
+      <w:r>
+        <w:rPr>
+          <w:lang w:val="en-US"/>
+        </w:rPr>
+        <w:t>up</w:t>
+      </w:r>
+      <w:r>
+        <w:t xml:space="preserve"> </w:t>
+      </w:r>
+      <w:r>
+        <w:rPr>
+          <w:lang w:val="en-US"/>
+        </w:rPr>
+        <w:t>period</w:t>
+      </w:r>
+      <w:r>
+        <w:t xml:space="preserve"> </w:t>
+      </w:r>
+      <w:r>
+        <w:t xml:space="preserve">взят по умолчанию 60 секунд, </w:t>
+      </w:r>
+      <w:proofErr w:type="spellStart"/>
+      <w:r>
+        <w:t>JMeter</w:t>
+      </w:r>
+      <w:proofErr w:type="spellEnd"/>
+      <w:r>
+        <w:t xml:space="preserve"> постепенно доводит число активных потоков с 0 до 10 (для 10 потоков это примерно один новый поток каждые 6 с), а не запускает всех разом в нулевой момент. Так делают, чтобы сгладить старт (соединения, пулы на сервере, туннель SSH) и не получить всплеск в первую секунду.</w:t>
+      </w:r>
+    </w:p>
+    <w:p>
+      <w:pPr>
+        <w:rPr>
+          <w:lang w:val="en-US"/>
+        </w:rPr>
+      </w:pPr>
+    </w:p>
+    <w:p>
+      <w:pPr>
+        <w:rPr>
+          <w:b/>
+          <w:bCs/>
+          <w:lang w:val="en-US"/>
+        </w:rPr>
+      </w:pPr>
+      <w:r>
+        <w:rPr>
+          <w:b/>
+          <w:bCs/>
+          <w:lang w:val="en-US"/>
+        </w:rPr>
+        <w:t>HTTP Request</w:t>
+      </w:r>
+    </w:p>
+    <w:p>
+      <w:pPr>
+        <w:rPr>
+          <w:b/>
+          <w:bCs/>
+        </w:rPr>
+      </w:pPr>
+      <w:r>
+        <w:t>О</w:t>
+      </w:r>
+      <w:r>
+        <w:t>существляет запросы к тестовому серверу</w:t>
+      </w:r>
+      <w:r>
+        <w:t xml:space="preserve">. </w:t>
+      </w:r>
+      <w:r>
+        <w:t xml:space="preserve">Параметры заданы через табличное представление, а не просто через </w:t>
+      </w:r>
+      <w:proofErr w:type="spellStart"/>
+      <w:r>
+        <w:rPr>
+          <w:lang w:val="en-US"/>
+        </w:rPr>
+        <w:t>url</w:t>
+      </w:r>
+      <w:proofErr w:type="spellEnd"/>
+      <w:r>
+        <w:t>.</w:t>
+      </w:r>
+    </w:p>
+    <w:p>
+      <w:pPr>
+        <w:rPr>
+          <w:b/>
+          <w:bCs/>
+          <w:lang w:val="en-US"/>
+        </w:rPr>
+      </w:pPr>
+      <w:r>
+        <w:rPr>
+          <w:b/>
+          <w:bCs/>
+          <w:lang w:val="en-US"/>
+        </w:rPr>
+        <w:drawing>
+          <wp:inline distT="0" distB="0" distL="0" distR="0" wp14:anchorId="3C8C1456" wp14:editId="12B08EAB">
+            <wp:extent cx="5943600" cy="2283460"/>
+            <wp:effectExtent l="0" t="0" r="0" b="2540"/>
+            <wp:docPr id="154248520" name="Picture 1"/>
+            <wp:cNvGraphicFramePr>
+              <a:graphicFrameLocks xmlns:a="http://schemas.openxmlformats.org/drawingml/2006/main" noChangeAspect="1"/>
+            </wp:cNvGraphicFramePr>
+            <a:graphic xmlns:a="http://schemas.openxmlformats.org/drawingml/2006/main">
+              <a:graphicData uri="http://schemas.openxmlformats.org/drawingml/2006/picture">
+                <pic:pic xmlns:pic="http://schemas.openxmlformats.org/drawingml/2006/picture">
+                  <pic:nvPicPr>
+                    <pic:cNvPr id="154248520" name=""/>
+                    <pic:cNvPicPr/>
+                  </pic:nvPicPr>
+                  <pic:blipFill>
+                    <a:blip r:embed="rId13"/>
+                    <a:stretch>
+                      <a:fillRect/>
+                    </a:stretch>
+                  </pic:blipFill>
+                  <pic:spPr>
+                    <a:xfrm>
+                      <a:off x="0" y="0"/>
+                      <a:ext cx="5943600" cy="2283460"/>
+                    </a:xfrm>
+                    <a:prstGeom prst="rect">
+                      <a:avLst/>
+                    </a:prstGeom>
+                  </pic:spPr>
+                </pic:pic>
+              </a:graphicData>
+            </a:graphic>
+          </wp:inline>
+        </w:drawing>
+      </w:r>
+    </w:p>
+    <w:p>
+      <w:pPr>
+        <w:rPr>
+          <w:b/>
+          <w:bCs/>
+          <w:lang w:val="en-US"/>
+        </w:rPr>
+      </w:pPr>
+    </w:p>
+    <w:p>
+      <w:pPr>
+        <w:rPr>
+          <w:b/>
+          <w:bCs/>
+          <w:lang w:val="en-US"/>
+        </w:rPr>
+      </w:pPr>
+      <w:proofErr w:type="spellStart"/>
+      <w:r>
+        <w:rPr>
+          <w:b/>
+          <w:bCs/>
+        </w:rPr>
+        <w:t>Duration</w:t>
+      </w:r>
+      <w:proofErr w:type="spellEnd"/>
+      <w:r>
+        <w:rPr>
+          <w:b/>
+          <w:bCs/>
+        </w:rPr>
+        <w:t xml:space="preserve"> </w:t>
+      </w:r>
+      <w:proofErr w:type="spellStart"/>
+      <w:r>
+        <w:rPr>
+          <w:b/>
+          <w:bCs/>
+        </w:rPr>
+        <w:t>Assertion</w:t>
+      </w:r>
+      <w:proofErr w:type="spellEnd"/>
+    </w:p>
+    <w:p>
+      <w:r>
+        <w:t>О</w:t>
+      </w:r>
+      <w:r>
+        <w:t>существляет проверку времени отклика сервера</w:t>
+      </w:r>
+      <w:r>
+        <w:t xml:space="preserve">, </w:t>
+      </w:r>
+      <w:proofErr w:type="spellStart"/>
+      <w:r>
+        <w:t>реквест</w:t>
+      </w:r>
+      <w:proofErr w:type="spellEnd"/>
+      <w:r>
+        <w:t xml:space="preserve"> </w:t>
+      </w:r>
+      <w:proofErr w:type="spellStart"/>
+      <w:r>
+        <w:t>фейлится</w:t>
+      </w:r>
+      <w:proofErr w:type="spellEnd"/>
+      <w:r>
+        <w:t xml:space="preserve">, </w:t>
+      </w:r>
+      <w:r>
+        <w:t>если пороговое время выполнения превышено. Для варианты всегда равно значению 730мс.</w:t>
+      </w:r>
+    </w:p>
+    <w:p>
+      <w:r>
+        <w:lastRenderedPageBreak/>
+        <w:drawing>
+          <wp:inline distT="0" distB="0" distL="0" distR="0" wp14:anchorId="764F7269" wp14:editId="0988089B">
+            <wp:extent cx="5943600" cy="1162685"/>
+            <wp:effectExtent l="0" t="0" r="0" b="5715"/>
+            <wp:docPr id="1942330496" name="Picture 1"/>
+            <wp:cNvGraphicFramePr>
+              <a:graphicFrameLocks xmlns:a="http://schemas.openxmlformats.org/drawingml/2006/main" noChangeAspect="1"/>
+            </wp:cNvGraphicFramePr>
+            <a:graphic xmlns:a="http://schemas.openxmlformats.org/drawingml/2006/main">
+              <a:graphicData uri="http://schemas.openxmlformats.org/drawingml/2006/picture">
+                <pic:pic xmlns:pic="http://schemas.openxmlformats.org/drawingml/2006/picture">
+                  <pic:nvPicPr>
+                    <pic:cNvPr id="1942330496" name=""/>
+                    <pic:cNvPicPr/>
+                  </pic:nvPicPr>
+                  <pic:blipFill>
+                    <a:blip r:embed="rId14"/>
+                    <a:stretch>
+                      <a:fillRect/>
+                    </a:stretch>
+                  </pic:blipFill>
+                  <pic:spPr>
+                    <a:xfrm>
+                      <a:off x="0" y="0"/>
+                      <a:ext cx="5943600" cy="1162685"/>
+                    </a:xfrm>
+                    <a:prstGeom prst="rect">
+                      <a:avLst/>
+                    </a:prstGeom>
+                  </pic:spPr>
+                </pic:pic>
+              </a:graphicData>
+            </a:graphic>
+          </wp:inline>
+        </w:drawing>
+      </w:r>
+    </w:p>
+    <w:p/>
+    <w:p>
+      <w:pPr>
+        <w:pStyle w:val="Standard"/>
+        <w:rPr>
+          <w:rFonts w:asciiTheme="minorHAnsi" w:eastAsiaTheme="minorHAnsi" w:hAnsiTheme="minorHAnsi" w:cstheme="minorBidi"/>
+          <w:b/>
+          <w:bCs/>
+          <w:kern w:val="0"/>
+          <w:sz w:val="22"/>
+          <w:szCs w:val="22"/>
+          <w:lang w:eastAsia="en-US" w:bidi="ar-SA"/>
+        </w:rPr>
+      </w:pPr>
+      <w:proofErr w:type="spellStart"/>
+      <w:r>
+        <w:rPr>
+          <w:rFonts w:asciiTheme="minorHAnsi" w:eastAsiaTheme="minorHAnsi" w:hAnsiTheme="minorHAnsi" w:cstheme="minorBidi"/>
+          <w:b/>
+          <w:bCs/>
+          <w:kern w:val="0"/>
+          <w:sz w:val="22"/>
+          <w:szCs w:val="22"/>
+          <w:lang w:eastAsia="en-US" w:bidi="ar-SA"/>
+        </w:rPr>
+        <w:t>Constant</w:t>
+      </w:r>
+      <w:proofErr w:type="spellEnd"/>
+      <w:r>
+        <w:rPr>
+          <w:rFonts w:asciiTheme="minorHAnsi" w:eastAsiaTheme="minorHAnsi" w:hAnsiTheme="minorHAnsi" w:cstheme="minorBidi"/>
+          <w:b/>
+          <w:bCs/>
+          <w:kern w:val="0"/>
+          <w:sz w:val="22"/>
+          <w:szCs w:val="22"/>
+          <w:lang w:eastAsia="en-US" w:bidi="ar-SA"/>
+        </w:rPr>
+        <w:t xml:space="preserve"> </w:t>
+      </w:r>
+      <w:proofErr w:type="spellStart"/>
+      <w:r>
+        <w:rPr>
+          <w:rFonts w:asciiTheme="minorHAnsi" w:eastAsiaTheme="minorHAnsi" w:hAnsiTheme="minorHAnsi" w:cstheme="minorBidi"/>
+          <w:b/>
+          <w:bCs/>
+          <w:kern w:val="0"/>
+          <w:sz w:val="22"/>
+          <w:szCs w:val="22"/>
+          <w:lang w:eastAsia="en-US" w:bidi="ar-SA"/>
+        </w:rPr>
+        <w:t>Throughput</w:t>
+      </w:r>
+      <w:proofErr w:type="spellEnd"/>
+      <w:r>
+        <w:rPr>
+          <w:rFonts w:asciiTheme="minorHAnsi" w:eastAsiaTheme="minorHAnsi" w:hAnsiTheme="minorHAnsi" w:cstheme="minorBidi"/>
+          <w:b/>
+          <w:bCs/>
+          <w:kern w:val="0"/>
+          <w:sz w:val="22"/>
+          <w:szCs w:val="22"/>
+          <w:lang w:eastAsia="en-US" w:bidi="ar-SA"/>
+        </w:rPr>
+        <w:t xml:space="preserve"> </w:t>
+      </w:r>
+      <w:proofErr w:type="spellStart"/>
+      <w:r>
+        <w:rPr>
+          <w:rFonts w:asciiTheme="minorHAnsi" w:eastAsiaTheme="minorHAnsi" w:hAnsiTheme="minorHAnsi" w:cstheme="minorBidi"/>
+          <w:b/>
+          <w:bCs/>
+          <w:kern w:val="0"/>
+          <w:sz w:val="22"/>
+          <w:szCs w:val="22"/>
+          <w:lang w:eastAsia="en-US" w:bidi="ar-SA"/>
+        </w:rPr>
+        <w:t>Timer</w:t>
+      </w:r>
+      <w:proofErr w:type="spellEnd"/>
+    </w:p>
+    <w:p>
+      <w:pPr>
+        <w:pStyle w:val="Standard"/>
+        <w:rPr>
+          <w:b/>
+          <w:bCs/>
+        </w:rPr>
+      </w:pPr>
+    </w:p>
+    <w:p>
+      <w:pPr>
+        <w:rPr>
+          <w:rFonts w:ascii="Segoe UI" w:hAnsi="Segoe UI" w:cs="Segoe UI"/>
+          <w:color w:val="212529"/>
+          <w:shd w:val="clear" w:color="auto" w:fill="FFFFFF"/>
+        </w:rPr>
+      </w:pPr>
+      <w:r>
+        <w:t>О</w:t>
+      </w:r>
+      <w:r>
+        <w:t>пределяет среднюю нагрузку, формируемую одним пользователем в мин</w:t>
+      </w:r>
+      <w:r>
+        <w:t xml:space="preserve">уту. Для варианта должно быть ограничено </w:t>
+      </w:r>
+      <w:r>
+        <w:rPr>
+          <w:rFonts w:ascii="Segoe UI" w:hAnsi="Segoe UI" w:cs="Segoe UI"/>
+          <w:color w:val="212529"/>
+          <w:shd w:val="clear" w:color="auto" w:fill="FFFFFF"/>
+        </w:rPr>
+        <w:t>40</w:t>
+      </w:r>
+      <w:r>
+        <w:rPr>
+          <w:rFonts w:ascii="Segoe UI" w:hAnsi="Segoe UI" w:cs="Segoe UI"/>
+          <w:color w:val="212529"/>
+          <w:shd w:val="clear" w:color="auto" w:fill="FFFFFF"/>
+        </w:rPr>
+        <w:t xml:space="preserve"> запросов в минуту. </w:t>
+      </w:r>
+    </w:p>
+    <w:p>
+      <w:r>
+        <w:drawing>
+          <wp:inline distT="0" distB="0" distL="0" distR="0" wp14:anchorId="144967FD" wp14:editId="1D0A8C32">
+            <wp:extent cx="5943600" cy="1016635"/>
+            <wp:effectExtent l="0" t="0" r="0" b="0"/>
+            <wp:docPr id="1670736584" name="Picture 1"/>
+            <wp:cNvGraphicFramePr>
+              <a:graphicFrameLocks xmlns:a="http://schemas.openxmlformats.org/drawingml/2006/main" noChangeAspect="1"/>
+            </wp:cNvGraphicFramePr>
+            <a:graphic xmlns:a="http://schemas.openxmlformats.org/drawingml/2006/main">
+              <a:graphicData uri="http://schemas.openxmlformats.org/drawingml/2006/picture">
+                <pic:pic xmlns:pic="http://schemas.openxmlformats.org/drawingml/2006/picture">
+                  <pic:nvPicPr>
+                    <pic:cNvPr id="1670736584" name=""/>
+                    <pic:cNvPicPr/>
+                  </pic:nvPicPr>
+                  <pic:blipFill>
+                    <a:blip r:embed="rId15"/>
+                    <a:stretch>
+                      <a:fillRect/>
+                    </a:stretch>
+                  </pic:blipFill>
+                  <pic:spPr>
+                    <a:xfrm>
+                      <a:off x="0" y="0"/>
+                      <a:ext cx="5943600" cy="1016635"/>
+                    </a:xfrm>
+                    <a:prstGeom prst="rect">
+                      <a:avLst/>
+                    </a:prstGeom>
+                  </pic:spPr>
+                </pic:pic>
+              </a:graphicData>
+            </a:graphic>
+          </wp:inline>
+        </w:drawing>
+      </w:r>
+    </w:p>
+    <w:p/>
+    <w:p>
+      <w:pPr>
+        <w:rPr>
+          <w:b/>
+          <w:bCs/>
+        </w:rPr>
+      </w:pPr>
+      <w:r>
+        <w:rPr>
+          <w:b/>
+          <w:bCs/>
+          <w:lang w:val="en-US"/>
+        </w:rPr>
+        <w:t>View Results in Table</w:t>
+      </w:r>
+      <w:r>
+        <w:rPr>
+          <w:b/>
+          <w:bCs/>
+          <w:lang w:val="en-US"/>
+        </w:rPr>
+        <w:t xml:space="preserve"> </w:t>
+      </w:r>
+      <w:r>
+        <w:rPr>
+          <w:b/>
+          <w:bCs/>
+        </w:rPr>
+        <w:t>и</w:t>
+      </w:r>
+      <w:r>
+        <w:rPr>
+          <w:b/>
+          <w:bCs/>
+          <w:lang w:val="en-US"/>
+        </w:rPr>
+        <w:t xml:space="preserve"> </w:t>
+      </w:r>
+      <w:r>
+        <w:rPr>
+          <w:b/>
+          <w:bCs/>
+          <w:lang w:val="en-US"/>
+        </w:rPr>
+        <w:t>Graph Results</w:t>
+      </w:r>
+    </w:p>
+    <w:p>
+      <w:r>
+        <w:t>Визуальное представление работы конфига в виде таблицы и графа соответственно.</w:t>
+      </w:r>
+    </w:p>
+    <w:p>
+      <w:r>
+        <w:drawing>
+          <wp:inline distT="0" distB="0" distL="0" distR="0" wp14:anchorId="03089D42" wp14:editId="47EDF5A2">
+            <wp:extent cx="5943600" cy="1724025"/>
+            <wp:effectExtent l="0" t="0" r="0" b="3175"/>
+            <wp:docPr id="1552889218" name="Picture 1"/>
+            <wp:cNvGraphicFramePr>
+              <a:graphicFrameLocks xmlns:a="http://schemas.openxmlformats.org/drawingml/2006/main" noChangeAspect="1"/>
+            </wp:cNvGraphicFramePr>
+            <a:graphic xmlns:a="http://schemas.openxmlformats.org/drawingml/2006/main">
+              <a:graphicData uri="http://schemas.openxmlformats.org/drawingml/2006/picture">
+                <pic:pic xmlns:pic="http://schemas.openxmlformats.org/drawingml/2006/picture">
+                  <pic:nvPicPr>
+                    <pic:cNvPr id="1552889218" name=""/>
+                    <pic:cNvPicPr/>
+                  </pic:nvPicPr>
+                  <pic:blipFill>
+                    <a:blip r:embed="rId16"/>
+                    <a:stretch>
+                      <a:fillRect/>
+                    </a:stretch>
+                  </pic:blipFill>
+                  <pic:spPr>
+                    <a:xfrm>
+                      <a:off x="0" y="0"/>
+                      <a:ext cx="5943600" cy="1724025"/>
+                    </a:xfrm>
+                    <a:prstGeom prst="rect">
+                      <a:avLst/>
+                    </a:prstGeom>
+                  </pic:spPr>
+                </pic:pic>
+              </a:graphicData>
+            </a:graphic>
+          </wp:inline>
+        </w:drawing>
+      </w:r>
+    </w:p>
+    <w:p/>
+    <w:p/>
+    <w:p>
+      <w:r>
+        <w:lastRenderedPageBreak/>
+        <w:drawing>
+          <wp:inline distT="0" distB="0" distL="0" distR="0" wp14:anchorId="492D858F" wp14:editId="775D1F4A">
+            <wp:extent cx="4689764" cy="3921665"/>
+            <wp:effectExtent l="0" t="0" r="0" b="3175"/>
+            <wp:docPr id="841101918" name="Picture 1"/>
+            <wp:cNvGraphicFramePr>
+              <a:graphicFrameLocks xmlns:a="http://schemas.openxmlformats.org/drawingml/2006/main" noChangeAspect="1"/>
+            </wp:cNvGraphicFramePr>
+            <a:graphic xmlns:a="http://schemas.openxmlformats.org/drawingml/2006/main">
+              <a:graphicData uri="http://schemas.openxmlformats.org/drawingml/2006/picture">
+                <pic:pic xmlns:pic="http://schemas.openxmlformats.org/drawingml/2006/picture">
+                  <pic:nvPicPr>
+                    <pic:cNvPr id="841101918" name=""/>
+                    <pic:cNvPicPr/>
+                  </pic:nvPicPr>
+                  <pic:blipFill>
+                    <a:blip r:embed="rId17"/>
+                    <a:stretch>
+                      <a:fillRect/>
+                    </a:stretch>
+                  </pic:blipFill>
+                  <pic:spPr>
+                    <a:xfrm>
+                      <a:off x="0" y="0"/>
+                      <a:ext cx="4707966" cy="3936886"/>
+                    </a:xfrm>
+                    <a:prstGeom prst="rect">
+                      <a:avLst/>
+                    </a:prstGeom>
+                  </pic:spPr>
+                </pic:pic>
+              </a:graphicData>
+            </a:graphic>
+          </wp:inline>
+        </w:drawing>
+      </w:r>
+    </w:p>
+    <w:p>
+      <w:pPr>
+        <w:rPr>
+          <w:lang w:val="en-US"/>
+        </w:rPr>
+      </w:pPr>
+    </w:p>
+    <w:p>
+      <w:r>
+        <w:t xml:space="preserve">Для запуска использовался скрипт, который </w:t>
+      </w:r>
+      <w:r>
+        <w:t>формирует h</w:t>
+      </w:r>
+      <w:proofErr w:type="spellStart"/>
+      <w:r>
+        <w:rPr>
+          <w:lang w:val="en-US"/>
+        </w:rPr>
+        <w:t>tml</w:t>
+      </w:r>
+      <w:proofErr w:type="spellEnd"/>
+      <w:r>
+        <w:t xml:space="preserve"> </w:t>
+      </w:r>
+      <w:r>
+        <w:t>отчет</w:t>
+      </w:r>
+      <w:r>
+        <w:t xml:space="preserve">, </w:t>
+      </w:r>
+      <w:r>
+        <w:t>вывод скрипта</w:t>
+      </w:r>
+      <w:r>
+        <w:t>:</w:t>
+      </w:r>
+      <w:r>
+        <w:t xml:space="preserve"> </w:t>
+      </w:r>
+    </w:p>
+    <w:p>
+      <w:r>
+        <w:drawing>
+          <wp:inline distT="0" distB="0" distL="0" distR="0" wp14:anchorId="0D14AB0F" wp14:editId="4F0869CA">
+            <wp:extent cx="5943600" cy="2769235"/>
+            <wp:effectExtent l="0" t="0" r="0" b="0"/>
+            <wp:docPr id="1887183610" name="Picture 1"/>
+            <wp:cNvGraphicFramePr>
+              <a:graphicFrameLocks xmlns:a="http://schemas.openxmlformats.org/drawingml/2006/main" noChangeAspect="1"/>
+            </wp:cNvGraphicFramePr>
+            <a:graphic xmlns:a="http://schemas.openxmlformats.org/drawingml/2006/main">
+              <a:graphicData uri="http://schemas.openxmlformats.org/drawingml/2006/picture">
+                <pic:pic xmlns:pic="http://schemas.openxmlformats.org/drawingml/2006/picture">
+                  <pic:nvPicPr>
+                    <pic:cNvPr id="1887183610" name=""/>
+                    <pic:cNvPicPr/>
+                  </pic:nvPicPr>
+                  <pic:blipFill>
+                    <a:blip r:embed="rId18"/>
+                    <a:stretch>
+                      <a:fillRect/>
+                    </a:stretch>
+                  </pic:blipFill>
+                  <pic:spPr>
+                    <a:xfrm>
+                      <a:off x="0" y="0"/>
+                      <a:ext cx="5943600" cy="2769235"/>
+                    </a:xfrm>
+                    <a:prstGeom prst="rect">
+                      <a:avLst/>
+                    </a:prstGeom>
+                  </pic:spPr>
+                </pic:pic>
+              </a:graphicData>
+            </a:graphic>
+          </wp:inline>
+        </w:drawing>
+      </w:r>
+    </w:p>
+    <w:p>
+      <w:pPr>
+        <w:suppressAutoHyphens w:val="0"/>
+        <w:spacing w:line="278" w:lineRule="auto"/>
+      </w:pPr>
+      <w:r>
+        <w:br w:type="page"/>
+      </w:r>
+    </w:p>
+    <w:p>
+      <w:pPr>
         <w:pStyle w:val="Heading2"/>
-        <w:rPr>
-          <w:lang w:val="ru-RU"/>
-        </w:rPr>
-      </w:pPr>
-      <w:r>
-        <w:rPr>
-          <w:lang w:val="ru-RU"/>
-        </w:rPr>
+      </w:pPr>
+      <w:r>
+        <w:lastRenderedPageBreak/>
+        <w:t xml:space="preserve">3. </w:t>
+      </w:r>
+      <w:r>
+        <w:t>Графики пропускной способности приложения, полученные в ходе нагрузочного тестирования.</w:t>
+      </w:r>
+    </w:p>
+    <w:p>
+      <w:pPr>
+        <w:rPr>
+          <w:lang w:val="en-US"/>
+        </w:rPr>
+      </w:pPr>
+      <w:r>
+        <w:drawing>
+          <wp:inline distT="0" distB="0" distL="0" distR="0" wp14:anchorId="1F94C873" wp14:editId="29DAA7AA">
+            <wp:extent cx="3898900" cy="1828800"/>
+            <wp:effectExtent l="0" t="0" r="0" b="0"/>
+            <wp:docPr id="386076755" name="Picture 1"/>
+            <wp:cNvGraphicFramePr>
+              <a:graphicFrameLocks xmlns:a="http://schemas.openxmlformats.org/drawingml/2006/main" noChangeAspect="1"/>
+            </wp:cNvGraphicFramePr>
+            <a:graphic xmlns:a="http://schemas.openxmlformats.org/drawingml/2006/main">
+              <a:graphicData uri="http://schemas.openxmlformats.org/drawingml/2006/picture">
+                <pic:pic xmlns:pic="http://schemas.openxmlformats.org/drawingml/2006/picture">
+                  <pic:nvPicPr>
+                    <pic:cNvPr id="386076755" name=""/>
+                    <pic:cNvPicPr/>
+                  </pic:nvPicPr>
+                  <pic:blipFill>
+                    <a:blip r:embed="rId19"/>
+                    <a:stretch>
+                      <a:fillRect/>
+                    </a:stretch>
+                  </pic:blipFill>
+                  <pic:spPr>
+                    <a:xfrm>
+                      <a:off x="0" y="0"/>
+                      <a:ext cx="3898900" cy="1828800"/>
+                    </a:xfrm>
+                    <a:prstGeom prst="rect">
+                      <a:avLst/>
+                    </a:prstGeom>
+                  </pic:spPr>
+                </pic:pic>
+              </a:graphicData>
+            </a:graphic>
+          </wp:inline>
+        </w:drawing>
+      </w:r>
+    </w:p>
+    <w:p>
+      <w:r>
+        <w:t>Такой высоки процент падения из-за того, что время ответа в конфигурации 1 и 2 всегда превышает 730мс, успешными отобразились запросы только 3 конфигурации.</w:t>
+      </w:r>
+    </w:p>
+    <w:p/>
+    <w:p>
+      <w:r>
+        <w:drawing>
+          <wp:inline distT="0" distB="0" distL="0" distR="0" wp14:anchorId="43184D0A" wp14:editId="4F4B928E">
+            <wp:extent cx="5943600" cy="772160"/>
+            <wp:effectExtent l="0" t="0" r="0" b="2540"/>
+            <wp:docPr id="617232744" name="Picture 1"/>
+            <wp:cNvGraphicFramePr>
+              <a:graphicFrameLocks xmlns:a="http://schemas.openxmlformats.org/drawingml/2006/main" noChangeAspect="1"/>
+            </wp:cNvGraphicFramePr>
+            <a:graphic xmlns:a="http://schemas.openxmlformats.org/drawingml/2006/main">
+              <a:graphicData uri="http://schemas.openxmlformats.org/drawingml/2006/picture">
+                <pic:pic xmlns:pic="http://schemas.openxmlformats.org/drawingml/2006/picture">
+                  <pic:nvPicPr>
+                    <pic:cNvPr id="617232744" name=""/>
+                    <pic:cNvPicPr/>
+                  </pic:nvPicPr>
+                  <pic:blipFill>
+                    <a:blip r:embed="rId20"/>
+                    <a:stretch>
+                      <a:fillRect/>
+                    </a:stretch>
+                  </pic:blipFill>
+                  <pic:spPr>
+                    <a:xfrm>
+                      <a:off x="0" y="0"/>
+                      <a:ext cx="5943600" cy="772160"/>
+                    </a:xfrm>
+                    <a:prstGeom prst="rect">
+                      <a:avLst/>
+                    </a:prstGeom>
+                  </pic:spPr>
+                </pic:pic>
+              </a:graphicData>
+            </a:graphic>
+          </wp:inline>
+        </w:drawing>
+      </w:r>
+    </w:p>
+    <w:p>
+      <w:r>
+        <w:t>На агрегирующей таблице видны основные показатели для каждой конфигурации.</w:t>
+      </w:r>
+    </w:p>
+    <w:p/>
+    <w:p>
+      <w:r>
+        <w:drawing>
+          <wp:inline distT="0" distB="0" distL="0" distR="0" wp14:anchorId="144ADA32" wp14:editId="5B45E166">
+            <wp:extent cx="5943600" cy="2101215"/>
+            <wp:effectExtent l="0" t="0" r="0" b="0"/>
+            <wp:docPr id="494937713" name="Picture 1"/>
+            <wp:cNvGraphicFramePr>
+              <a:graphicFrameLocks xmlns:a="http://schemas.openxmlformats.org/drawingml/2006/main" noChangeAspect="1"/>
+            </wp:cNvGraphicFramePr>
+            <a:graphic xmlns:a="http://schemas.openxmlformats.org/drawingml/2006/main">
+              <a:graphicData uri="http://schemas.openxmlformats.org/drawingml/2006/picture">
+                <pic:pic xmlns:pic="http://schemas.openxmlformats.org/drawingml/2006/picture">
+                  <pic:nvPicPr>
+                    <pic:cNvPr id="494937713" name=""/>
+                    <pic:cNvPicPr/>
+                  </pic:nvPicPr>
+                  <pic:blipFill>
+                    <a:blip r:embed="rId21"/>
+                    <a:stretch>
+                      <a:fillRect/>
+                    </a:stretch>
+                  </pic:blipFill>
+                  <pic:spPr>
+                    <a:xfrm>
+                      <a:off x="0" y="0"/>
+                      <a:ext cx="5943600" cy="2101215"/>
+                    </a:xfrm>
+                    <a:prstGeom prst="rect">
+                      <a:avLst/>
+                    </a:prstGeom>
+                  </pic:spPr>
+                </pic:pic>
+              </a:graphicData>
+            </a:graphic>
+          </wp:inline>
+        </w:drawing>
+      </w:r>
+    </w:p>
+    <w:p>
+      <w:r>
+        <w:t xml:space="preserve">На графике времени ответа всех трех конфигураций видно, что пик </w:t>
+      </w:r>
+      <w:r>
+        <w:t xml:space="preserve">ответа приходится на </w:t>
+      </w:r>
+      <w:proofErr w:type="gramStart"/>
+      <w:r>
+        <w:t>момент</w:t>
+      </w:r>
+      <w:proofErr w:type="gramEnd"/>
+      <w:r>
+        <w:t xml:space="preserve"> когда все 10 потоков запущены и количество параллельных запросов максимально, после чего время ответа идет на спад. Эта гипотеза подтверждается следующей диаграммой, где видно, что </w:t>
+      </w:r>
+      <w:r>
+        <w:lastRenderedPageBreak/>
+        <w:t>максимальное количество потоков по времени совпадает с пиковой величиной ответа.</w:t>
+      </w:r>
+      <w:r>
+        <w:drawing>
+          <wp:inline distT="0" distB="0" distL="0" distR="0" wp14:anchorId="23AD8847" wp14:editId="7384725B">
+            <wp:extent cx="5943600" cy="2072640"/>
+            <wp:effectExtent l="0" t="0" r="0" b="0"/>
+            <wp:docPr id="395720928" name="Picture 1"/>
+            <wp:cNvGraphicFramePr>
+              <a:graphicFrameLocks xmlns:a="http://schemas.openxmlformats.org/drawingml/2006/main" noChangeAspect="1"/>
+            </wp:cNvGraphicFramePr>
+            <a:graphic xmlns:a="http://schemas.openxmlformats.org/drawingml/2006/main">
+              <a:graphicData uri="http://schemas.openxmlformats.org/drawingml/2006/picture">
+                <pic:pic xmlns:pic="http://schemas.openxmlformats.org/drawingml/2006/picture">
+                  <pic:nvPicPr>
+                    <pic:cNvPr id="395720928" name=""/>
+                    <pic:cNvPicPr/>
+                  </pic:nvPicPr>
+                  <pic:blipFill>
+                    <a:blip r:embed="rId22"/>
+                    <a:stretch>
+                      <a:fillRect/>
+                    </a:stretch>
+                  </pic:blipFill>
+                  <pic:spPr>
+                    <a:xfrm>
+                      <a:off x="0" y="0"/>
+                      <a:ext cx="5943600" cy="2072640"/>
+                    </a:xfrm>
+                    <a:prstGeom prst="rect">
+                      <a:avLst/>
+                    </a:prstGeom>
+                  </pic:spPr>
+                </pic:pic>
+              </a:graphicData>
+            </a:graphic>
+          </wp:inline>
+        </w:drawing>
+      </w:r>
+    </w:p>
+    <w:p/>
+    <w:p>
+      <w:r>
+        <w:drawing>
+          <wp:inline distT="0" distB="0" distL="0" distR="0" wp14:anchorId="52315E1A" wp14:editId="35C7D691">
+            <wp:extent cx="5943600" cy="1892935"/>
+            <wp:effectExtent l="0" t="0" r="0" b="0"/>
+            <wp:docPr id="789289384" name="Picture 1"/>
+            <wp:cNvGraphicFramePr>
+              <a:graphicFrameLocks xmlns:a="http://schemas.openxmlformats.org/drawingml/2006/main" noChangeAspect="1"/>
+            </wp:cNvGraphicFramePr>
+            <a:graphic xmlns:a="http://schemas.openxmlformats.org/drawingml/2006/main">
+              <a:graphicData uri="http://schemas.openxmlformats.org/drawingml/2006/picture">
+                <pic:pic xmlns:pic="http://schemas.openxmlformats.org/drawingml/2006/picture">
+                  <pic:nvPicPr>
+                    <pic:cNvPr id="789289384" name=""/>
+                    <pic:cNvPicPr/>
+                  </pic:nvPicPr>
+                  <pic:blipFill>
+                    <a:blip r:embed="rId23"/>
+                    <a:stretch>
+                      <a:fillRect/>
+                    </a:stretch>
+                  </pic:blipFill>
+                  <pic:spPr>
+                    <a:xfrm>
+                      <a:off x="0" y="0"/>
+                      <a:ext cx="5943600" cy="1892935"/>
+                    </a:xfrm>
+                    <a:prstGeom prst="rect">
+                      <a:avLst/>
+                    </a:prstGeom>
+                  </pic:spPr>
+                </pic:pic>
+              </a:graphicData>
+            </a:graphic>
+          </wp:inline>
+        </w:drawing>
+      </w:r>
+    </w:p>
+    <w:p>
+      <w:r>
+        <w:t>На столбчатой диаграмме распределения времени ответа можно увидеть? Что только 3 конфигурация умещается в лимит 730мс и то часть запросов превышает эту границу.</w:t>
+      </w:r>
+    </w:p>
+    <w:p/>
+    <w:p>
+      <w:pPr>
+        <w:pStyle w:val="Heading2"/>
+      </w:pPr>
+      <w:r>
+        <w:t xml:space="preserve">4. </w:t>
+      </w:r>
+      <w:r>
+        <w:t>Выводы по выбранной конфигурации аппаратного обеспечения.</w:t>
+      </w:r>
+    </w:p>
+    <w:p>
+      <w:r>
+        <w:t>В ходе нагрузочного тестирования сравнивались три при 10 параллельных пользователях и интенсивности 40 HTTP-запросов в минуту на пользователя. Критерий соответствия — время обработки запроса не более 730.</w:t>
+      </w:r>
+    </w:p>
+    <w:p>
+      <w:pPr>
+        <w:pStyle w:val="ListParagraph"/>
+        <w:numPr>
+          <w:ilvl w:val="0"/>
+          <w:numId w:val="26"/>
+        </w:numPr>
+      </w:pPr>
+      <w:r>
+        <w:t xml:space="preserve">Конфигурация </w:t>
+      </w:r>
+      <w:proofErr w:type="spellStart"/>
+      <w:r>
+        <w:t>config</w:t>
+      </w:r>
+      <w:proofErr w:type="spellEnd"/>
+      <w:r>
+        <w:t>1</w:t>
+      </w:r>
+      <w:r>
+        <w:t xml:space="preserve"> показала </w:t>
+      </w:r>
+      <w:r>
+        <w:t>1106</w:t>
+      </w:r>
+      <w:r>
+        <w:t xml:space="preserve"> мс (среднее) и </w:t>
+      </w:r>
+      <w:r>
+        <w:t>100</w:t>
+      </w:r>
+      <w:r>
+        <w:t xml:space="preserve"> % ошибок.</w:t>
+      </w:r>
+    </w:p>
+    <w:p>
+      <w:pPr>
+        <w:pStyle w:val="ListParagraph"/>
+        <w:numPr>
+          <w:ilvl w:val="0"/>
+          <w:numId w:val="26"/>
+        </w:numPr>
+      </w:pPr>
+      <w:r>
+        <w:t>Конфигурация config</w:t>
+      </w:r>
+      <w:r>
+        <w:t>2</w:t>
+      </w:r>
+      <w:r>
+        <w:t xml:space="preserve"> показала </w:t>
+      </w:r>
+      <w:r>
+        <w:t>937</w:t>
+      </w:r>
+      <w:r>
+        <w:t xml:space="preserve"> мс (среднее) и 100 % ошибок.</w:t>
+      </w:r>
+    </w:p>
+    <w:p>
+      <w:pPr>
+        <w:pStyle w:val="ListParagraph"/>
+        <w:numPr>
+          <w:ilvl w:val="0"/>
+          <w:numId w:val="26"/>
+        </w:numPr>
+      </w:pPr>
+      <w:r>
+        <w:t>Конфигурация config</w:t>
+      </w:r>
+      <w:r>
+        <w:t>3</w:t>
+      </w:r>
+      <w:r>
+        <w:t xml:space="preserve"> показала </w:t>
+      </w:r>
+      <w:r>
+        <w:t>544.76</w:t>
+      </w:r>
+      <w:r>
+        <w:t xml:space="preserve"> мс (среднее) и </w:t>
+      </w:r>
+      <w:r>
+        <w:t>2.75</w:t>
+      </w:r>
+      <w:r>
+        <w:t xml:space="preserve"> % ошибок.</w:t>
+      </w:r>
+    </w:p>
+    <w:p>
+      <w:r>
+        <w:t xml:space="preserve">Вывод: оптимальной </w:t>
+      </w:r>
+      <w:r>
+        <w:t xml:space="preserve">является </w:t>
+      </w:r>
+      <w:r>
+        <w:t>конфигурация config</w:t>
+      </w:r>
+      <w:r>
+        <w:t>3</w:t>
+      </w:r>
+      <w:r>
+        <w:t xml:space="preserve"> так как она единственная среди удовлетворяющих требованиям по времени отклика при заданной нагрузке; более дешё</w:t>
+      </w:r>
+      <w:r>
+        <w:t>вые</w:t>
+      </w:r>
+      <w:r>
+        <w:t xml:space="preserve"> варианты не обеспечивают устойчивое время ответа в пределах 730</w:t>
+      </w:r>
+      <w:r>
+        <w:t>.</w:t>
+      </w:r>
+    </w:p>
+    <w:p/>
+    <w:p>
+      <w:pPr>
+        <w:pStyle w:val="Heading2"/>
+      </w:pPr>
+      <w:r>
+        <w:lastRenderedPageBreak/>
+        <w:t xml:space="preserve">7. </w:t>
+      </w:r>
+      <w:r>
+        <w:t xml:space="preserve">Описание конфигурации </w:t>
+      </w:r>
+      <w:proofErr w:type="spellStart"/>
+      <w:r>
+        <w:t>JMeter</w:t>
+      </w:r>
+      <w:proofErr w:type="spellEnd"/>
+      <w:r>
+        <w:t xml:space="preserve"> для стресс-тестирования</w:t>
+      </w:r>
+    </w:p>
+    <w:p>
+      <w:r>
+        <w:t>Для стресс-тестирования</w:t>
+      </w:r>
+      <w:r>
+        <w:t xml:space="preserve">, как писалось выше выбрана </w:t>
+      </w:r>
+      <w:r>
+        <w:rPr>
+          <w:lang w:val="en-US"/>
+        </w:rPr>
+        <w:t>config</w:t>
+      </w:r>
+      <w:r>
+        <w:t xml:space="preserve">3, </w:t>
+      </w:r>
+      <w:r>
+        <w:t>самая дорогая конфигурация</w:t>
+      </w:r>
+      <w:r>
+        <w:t xml:space="preserve"> оборудования.</w:t>
+      </w:r>
+      <w:r>
+        <w:t xml:space="preserve"> </w:t>
+      </w:r>
+    </w:p>
+    <w:p>
+      <w:r>
+        <w:t>Отдельно будет проведены два эксперимента</w:t>
+      </w:r>
+      <w:r>
+        <w:t xml:space="preserve">: </w:t>
+      </w:r>
+    </w:p>
+    <w:p>
+      <w:pPr>
+        <w:pStyle w:val="ListParagraph"/>
+        <w:numPr>
+          <w:ilvl w:val="0"/>
+          <w:numId w:val="28"/>
+        </w:numPr>
+        <w:rPr>
+          <w:sz w:val="22"/>
+          <w:szCs w:val="22"/>
+        </w:rPr>
+      </w:pPr>
+      <w:r>
+        <w:rPr>
+          <w:sz w:val="22"/>
+          <w:szCs w:val="22"/>
+        </w:rPr>
+        <w:t>Количество пользователей, при которой сервис не успевает отдать ответ за срок 730 сек.</w:t>
+      </w:r>
+    </w:p>
+    <w:p>
+      <w:pPr>
+        <w:pStyle w:val="ListParagraph"/>
+        <w:numPr>
+          <w:ilvl w:val="0"/>
+          <w:numId w:val="28"/>
+        </w:numPr>
+        <w:rPr>
+          <w:sz w:val="22"/>
+          <w:szCs w:val="22"/>
+        </w:rPr>
+      </w:pPr>
+      <w:r>
+        <w:rPr>
+          <w:sz w:val="22"/>
+          <w:szCs w:val="22"/>
+        </w:rPr>
+        <w:t xml:space="preserve">Нахождения точки, в которой сервис станет отдавать 503 </w:t>
+      </w:r>
+      <w:r>
+        <w:rPr>
+          <w:sz w:val="22"/>
+          <w:szCs w:val="22"/>
+          <w:lang w:val="en-US"/>
+        </w:rPr>
+        <w:t>Service</w:t>
+      </w:r>
+      <w:r>
+        <w:rPr>
+          <w:sz w:val="22"/>
+          <w:szCs w:val="22"/>
+        </w:rPr>
+        <w:t xml:space="preserve"> </w:t>
+      </w:r>
+      <w:r>
+        <w:rPr>
+          <w:sz w:val="22"/>
+          <w:szCs w:val="22"/>
+          <w:lang w:val="en-US"/>
+        </w:rPr>
+        <w:t>is</w:t>
+      </w:r>
+      <w:r>
+        <w:rPr>
+          <w:sz w:val="22"/>
+          <w:szCs w:val="22"/>
+        </w:rPr>
+        <w:t xml:space="preserve"> </w:t>
+      </w:r>
+      <w:r>
+        <w:rPr>
+          <w:sz w:val="22"/>
+          <w:szCs w:val="22"/>
+          <w:lang w:val="en-US"/>
+        </w:rPr>
+        <w:t>unavailable</w:t>
+      </w:r>
+      <w:r>
+        <w:rPr>
+          <w:sz w:val="22"/>
+          <w:szCs w:val="22"/>
+        </w:rPr>
+        <w:t xml:space="preserve"> (</w:t>
+      </w:r>
+      <w:r>
+        <w:rPr>
+          <w:sz w:val="22"/>
+          <w:szCs w:val="22"/>
+        </w:rPr>
+        <w:t>предел пропускной способности</w:t>
+      </w:r>
+      <w:r>
+        <w:rPr>
+          <w:sz w:val="22"/>
+          <w:szCs w:val="22"/>
+        </w:rPr>
+        <w:t>)</w:t>
+      </w:r>
+    </w:p>
+    <w:p>
+      <w:pPr>
+        <w:pStyle w:val="Heading3"/>
+      </w:pPr>
+    </w:p>
+    <w:p>
+      <w:pPr>
+        <w:pStyle w:val="Heading3"/>
+        <w:rPr>
+          <w:lang w:val="en-US"/>
+        </w:rPr>
+      </w:pPr>
+      <w:r>
+        <w:t xml:space="preserve">Эксперимент 1 </w:t>
+      </w:r>
+    </w:p>
+    <w:p>
+      <w:r>
+        <w:t xml:space="preserve">В этом эксперименте задача понять, при каком количестве пользователей при заданных условиях отказа сервер сможет корректно работать. Для этого </w:t>
+      </w:r>
+      <w:proofErr w:type="spellStart"/>
+      <w:r>
+        <w:t xml:space="preserve">будем </w:t>
+      </w:r>
+      <w:proofErr w:type="spellEnd"/>
+      <w:r>
+        <w:t>каждую секунду добавлять еще одного пользователя, пока сервер не станет превышать 730мс.</w:t>
+      </w:r>
+    </w:p>
+    <w:p>
+      <w:r>
+        <w:drawing>
+          <wp:inline distT="0" distB="0" distL="0" distR="0" wp14:anchorId="19ED7AC5" wp14:editId="468B9921">
+            <wp:extent cx="4902200" cy="2159000"/>
+            <wp:effectExtent l="0" t="0" r="0" b="0"/>
+            <wp:docPr id="2065834750" name="Picture 1"/>
+            <wp:cNvGraphicFramePr>
+              <a:graphicFrameLocks xmlns:a="http://schemas.openxmlformats.org/drawingml/2006/main" noChangeAspect="1"/>
+            </wp:cNvGraphicFramePr>
+            <a:graphic xmlns:a="http://schemas.openxmlformats.org/drawingml/2006/main">
+              <a:graphicData uri="http://schemas.openxmlformats.org/drawingml/2006/picture">
+                <pic:pic xmlns:pic="http://schemas.openxmlformats.org/drawingml/2006/picture">
+                  <pic:nvPicPr>
+                    <pic:cNvPr id="2065834750" name=""/>
+                    <pic:cNvPicPr/>
+                  </pic:nvPicPr>
+                  <pic:blipFill>
+                    <a:blip r:embed="rId24"/>
+                    <a:stretch>
+                      <a:fillRect/>
+                    </a:stretch>
+                  </pic:blipFill>
+                  <pic:spPr>
+                    <a:xfrm>
+                      <a:off x="0" y="0"/>
+                      <a:ext cx="4902200" cy="2159000"/>
+                    </a:xfrm>
+                    <a:prstGeom prst="rect">
+                      <a:avLst/>
+                    </a:prstGeom>
+                  </pic:spPr>
+                </pic:pic>
+              </a:graphicData>
+            </a:graphic>
+          </wp:inline>
+        </w:drawing>
+      </w:r>
+    </w:p>
+    <w:p>
+      <w:r>
+        <w:drawing>
+          <wp:inline distT="0" distB="0" distL="0" distR="0" wp14:anchorId="7C706E8F" wp14:editId="4F882BC4">
+            <wp:extent cx="5943600" cy="2656840"/>
+            <wp:effectExtent l="0" t="0" r="0" b="0"/>
+            <wp:docPr id="2089917523" name="Picture 1"/>
+            <wp:cNvGraphicFramePr>
+              <a:graphicFrameLocks xmlns:a="http://schemas.openxmlformats.org/drawingml/2006/main" noChangeAspect="1"/>
+            </wp:cNvGraphicFramePr>
+            <a:graphic xmlns:a="http://schemas.openxmlformats.org/drawingml/2006/main">
+              <a:graphicData uri="http://schemas.openxmlformats.org/drawingml/2006/picture">
+                <pic:pic xmlns:pic="http://schemas.openxmlformats.org/drawingml/2006/picture">
+                  <pic:nvPicPr>
+                    <pic:cNvPr id="2089917523" name=""/>
+                    <pic:cNvPicPr/>
+                  </pic:nvPicPr>
+                  <pic:blipFill>
+                    <a:blip r:embed="rId25"/>
+                    <a:stretch>
+                      <a:fillRect/>
+                    </a:stretch>
+                  </pic:blipFill>
+                  <pic:spPr>
+                    <a:xfrm>
+                      <a:off x="0" y="0"/>
+                      <a:ext cx="5943600" cy="2656840"/>
+                    </a:xfrm>
+                    <a:prstGeom prst="rect">
+                      <a:avLst/>
+                    </a:prstGeom>
+                  </pic:spPr>
+                </pic:pic>
+              </a:graphicData>
+            </a:graphic>
+          </wp:inline>
+        </w:drawing>
+      </w:r>
+    </w:p>
+    <w:p>
+      <w:r>
+        <w:lastRenderedPageBreak/>
+        <w:drawing>
+          <wp:inline distT="0" distB="0" distL="0" distR="0" wp14:anchorId="2B21CB41" wp14:editId="21DD0257">
+            <wp:extent cx="5612524" cy="2206633"/>
+            <wp:effectExtent l="0" t="0" r="1270" b="3175"/>
+            <wp:docPr id="1938698434" name="Picture 1"/>
+            <wp:cNvGraphicFramePr>
+              <a:graphicFrameLocks xmlns:a="http://schemas.openxmlformats.org/drawingml/2006/main" noChangeAspect="1"/>
+            </wp:cNvGraphicFramePr>
+            <a:graphic xmlns:a="http://schemas.openxmlformats.org/drawingml/2006/main">
+              <a:graphicData uri="http://schemas.openxmlformats.org/drawingml/2006/picture">
+                <pic:pic xmlns:pic="http://schemas.openxmlformats.org/drawingml/2006/picture">
+                  <pic:nvPicPr>
+                    <pic:cNvPr id="1938698434" name=""/>
+                    <pic:cNvPicPr/>
+                  </pic:nvPicPr>
+                  <pic:blipFill>
+                    <a:blip r:embed="rId26"/>
+                    <a:stretch>
+                      <a:fillRect/>
+                    </a:stretch>
+                  </pic:blipFill>
+                  <pic:spPr>
+                    <a:xfrm>
+                      <a:off x="0" y="0"/>
+                      <a:ext cx="5619675" cy="2209444"/>
+                    </a:xfrm>
+                    <a:prstGeom prst="rect">
+                      <a:avLst/>
+                    </a:prstGeom>
+                  </pic:spPr>
+                </pic:pic>
+              </a:graphicData>
+            </a:graphic>
+          </wp:inline>
+        </w:drawing>
+      </w:r>
+    </w:p>
+    <w:p>
+      <w:r>
+        <w:rPr>
+          <w:lang w:val="en-US"/>
+        </w:rPr>
+        <w:drawing>
+          <wp:inline distT="0" distB="0" distL="0" distR="0" wp14:anchorId="4E66D4ED" wp14:editId="5EF630ED">
+            <wp:extent cx="5612130" cy="1683039"/>
+            <wp:effectExtent l="0" t="0" r="1270" b="6350"/>
+            <wp:docPr id="409219669" name="Picture 1"/>
+            <wp:cNvGraphicFramePr>
+              <a:graphicFrameLocks xmlns:a="http://schemas.openxmlformats.org/drawingml/2006/main" noChangeAspect="1"/>
+            </wp:cNvGraphicFramePr>
+            <a:graphic xmlns:a="http://schemas.openxmlformats.org/drawingml/2006/main">
+              <a:graphicData uri="http://schemas.openxmlformats.org/drawingml/2006/picture">
+                <pic:pic xmlns:pic="http://schemas.openxmlformats.org/drawingml/2006/picture">
+                  <pic:nvPicPr>
+                    <pic:cNvPr id="409219669" name=""/>
+                    <pic:cNvPicPr/>
+                  </pic:nvPicPr>
+                  <pic:blipFill>
+                    <a:blip r:embed="rId27"/>
+                    <a:stretch>
+                      <a:fillRect/>
+                    </a:stretch>
+                  </pic:blipFill>
+                  <pic:spPr>
+                    <a:xfrm>
+                      <a:off x="0" y="0"/>
+                      <a:ext cx="5666856" cy="1699451"/>
+                    </a:xfrm>
+                    <a:prstGeom prst="rect">
+                      <a:avLst/>
+                    </a:prstGeom>
+                  </pic:spPr>
+                </pic:pic>
+              </a:graphicData>
+            </a:graphic>
+          </wp:inline>
+        </w:drawing>
+      </w:r>
+    </w:p>
+    <w:p>
+      <w:r>
+        <w:drawing>
+          <wp:inline distT="0" distB="0" distL="0" distR="0" wp14:anchorId="483DDD85" wp14:editId="5DA765FD">
+            <wp:extent cx="5612130" cy="1505562"/>
+            <wp:effectExtent l="0" t="0" r="1270" b="6350"/>
+            <wp:docPr id="1029752005" name="Picture 1"/>
+            <wp:cNvGraphicFramePr>
+              <a:graphicFrameLocks xmlns:a="http://schemas.openxmlformats.org/drawingml/2006/main" noChangeAspect="1"/>
+            </wp:cNvGraphicFramePr>
+            <a:graphic xmlns:a="http://schemas.openxmlformats.org/drawingml/2006/main">
+              <a:graphicData uri="http://schemas.openxmlformats.org/drawingml/2006/picture">
+                <pic:pic xmlns:pic="http://schemas.openxmlformats.org/drawingml/2006/picture">
+                  <pic:nvPicPr>
+                    <pic:cNvPr id="1029752005" name=""/>
+                    <pic:cNvPicPr/>
+                  </pic:nvPicPr>
+                  <pic:blipFill>
+                    <a:blip r:embed="rId28"/>
+                    <a:stretch>
+                      <a:fillRect/>
+                    </a:stretch>
+                  </pic:blipFill>
+                  <pic:spPr>
+                    <a:xfrm>
+                      <a:off x="0" y="0"/>
+                      <a:ext cx="5638320" cy="1512588"/>
+                    </a:xfrm>
+                    <a:prstGeom prst="rect">
+                      <a:avLst/>
+                    </a:prstGeom>
+                  </pic:spPr>
+                </pic:pic>
+              </a:graphicData>
+            </a:graphic>
+          </wp:inline>
+        </w:drawing>
+      </w:r>
+    </w:p>
+    <w:p>
+      <w:pPr>
+        <w:rPr>
+          <w:lang w:val="en-US"/>
+        </w:rPr>
+      </w:pPr>
+    </w:p>
+    <w:p>
+      <w:r>
+        <w:t xml:space="preserve">Результаты представлены ниже </w:t>
+      </w:r>
+    </w:p>
+    <w:p>
+      <w:r>
+        <w:drawing>
+          <wp:inline distT="0" distB="0" distL="0" distR="0" wp14:anchorId="3C25EDBA" wp14:editId="161DCFA4">
+            <wp:extent cx="1676400" cy="1879600"/>
+            <wp:effectExtent l="0" t="0" r="0" b="0"/>
+            <wp:docPr id="22364862" name="Picture 1"/>
+            <wp:cNvGraphicFramePr>
+              <a:graphicFrameLocks xmlns:a="http://schemas.openxmlformats.org/drawingml/2006/main" noChangeAspect="1"/>
+            </wp:cNvGraphicFramePr>
+            <a:graphic xmlns:a="http://schemas.openxmlformats.org/drawingml/2006/main">
+              <a:graphicData uri="http://schemas.openxmlformats.org/drawingml/2006/picture">
+                <pic:pic xmlns:pic="http://schemas.openxmlformats.org/drawingml/2006/picture">
+                  <pic:nvPicPr>
+                    <pic:cNvPr id="22364862" name=""/>
+                    <pic:cNvPicPr/>
+                  </pic:nvPicPr>
+                  <pic:blipFill>
+                    <a:blip r:embed="rId29"/>
+                    <a:stretch>
+                      <a:fillRect/>
+                    </a:stretch>
+                  </pic:blipFill>
+                  <pic:spPr>
+                    <a:xfrm>
+                      <a:off x="0" y="0"/>
+                      <a:ext cx="1676400" cy="1879600"/>
+                    </a:xfrm>
+                    <a:prstGeom prst="rect">
+                      <a:avLst/>
+                    </a:prstGeom>
+                  </pic:spPr>
+                </pic:pic>
+              </a:graphicData>
+            </a:graphic>
+          </wp:inline>
+        </w:drawing>
+      </w:r>
+    </w:p>
+    <w:p>
+      <w:r>
+        <w:t xml:space="preserve">Здесь упавшими считаются </w:t>
+      </w:r>
+      <w:proofErr w:type="gramStart"/>
+      <w:r>
+        <w:t>запросы</w:t>
+      </w:r>
+      <w:proofErr w:type="gramEnd"/>
+      <w:r>
+        <w:t xml:space="preserve"> пр</w:t>
+      </w:r>
+      <w:r>
+        <w:t>е</w:t>
+      </w:r>
+      <w:r>
+        <w:t>высившие лимит по времени</w:t>
+      </w:r>
+    </w:p>
+    <w:p>
+      <w:r>
+        <w:lastRenderedPageBreak/>
+        <w:drawing>
+          <wp:inline distT="0" distB="0" distL="0" distR="0" wp14:anchorId="7E3E0A54" wp14:editId="0F846DB7">
+            <wp:extent cx="5943600" cy="2100580"/>
+            <wp:effectExtent l="0" t="0" r="0" b="0"/>
+            <wp:docPr id="711091214" name="Picture 1"/>
+            <wp:cNvGraphicFramePr>
+              <a:graphicFrameLocks xmlns:a="http://schemas.openxmlformats.org/drawingml/2006/main" noChangeAspect="1"/>
+            </wp:cNvGraphicFramePr>
+            <a:graphic xmlns:a="http://schemas.openxmlformats.org/drawingml/2006/main">
+              <a:graphicData uri="http://schemas.openxmlformats.org/drawingml/2006/picture">
+                <pic:pic xmlns:pic="http://schemas.openxmlformats.org/drawingml/2006/picture">
+                  <pic:nvPicPr>
+                    <pic:cNvPr id="711091214" name=""/>
+                    <pic:cNvPicPr/>
+                  </pic:nvPicPr>
+                  <pic:blipFill>
+                    <a:blip r:embed="rId30"/>
+                    <a:stretch>
+                      <a:fillRect/>
+                    </a:stretch>
+                  </pic:blipFill>
+                  <pic:spPr>
+                    <a:xfrm>
+                      <a:off x="0" y="0"/>
+                      <a:ext cx="5943600" cy="2100580"/>
+                    </a:xfrm>
+                    <a:prstGeom prst="rect">
+                      <a:avLst/>
+                    </a:prstGeom>
+                  </pic:spPr>
+                </pic:pic>
+              </a:graphicData>
+            </a:graphic>
+          </wp:inline>
+        </w:drawing>
+      </w:r>
+    </w:p>
+    <w:p>
+      <w:r>
+        <w:t>График зависимости прошедшего времени и времени ответа.</w:t>
+      </w:r>
+    </w:p>
+    <w:p/>
+    <w:p>
+      <w:r>
+        <w:drawing>
+          <wp:inline distT="0" distB="0" distL="0" distR="0" wp14:anchorId="6C7AFF7B" wp14:editId="3B990AA1">
+            <wp:extent cx="5943600" cy="2176145"/>
+            <wp:effectExtent l="0" t="0" r="0" b="0"/>
+            <wp:docPr id="2135079589" name="Picture 1"/>
+            <wp:cNvGraphicFramePr>
+              <a:graphicFrameLocks xmlns:a="http://schemas.openxmlformats.org/drawingml/2006/main" noChangeAspect="1"/>
+            </wp:cNvGraphicFramePr>
+            <a:graphic xmlns:a="http://schemas.openxmlformats.org/drawingml/2006/main">
+              <a:graphicData uri="http://schemas.openxmlformats.org/drawingml/2006/picture">
+                <pic:pic xmlns:pic="http://schemas.openxmlformats.org/drawingml/2006/picture">
+                  <pic:nvPicPr>
+                    <pic:cNvPr id="2135079589" name=""/>
+                    <pic:cNvPicPr/>
+                  </pic:nvPicPr>
+                  <pic:blipFill>
+                    <a:blip r:embed="rId31"/>
+                    <a:stretch>
+                      <a:fillRect/>
+                    </a:stretch>
+                  </pic:blipFill>
+                  <pic:spPr>
+                    <a:xfrm>
+                      <a:off x="0" y="0"/>
+                      <a:ext cx="5943600" cy="2176145"/>
+                    </a:xfrm>
+                    <a:prstGeom prst="rect">
+                      <a:avLst/>
+                    </a:prstGeom>
+                  </pic:spPr>
+                </pic:pic>
+              </a:graphicData>
+            </a:graphic>
+          </wp:inline>
+        </w:drawing>
+      </w:r>
+    </w:p>
+    <w:p>
+      <w:r>
+        <w:t>Этот график является основным, для того чтобы сказать, что максимальное количество запросов в секунду для сервера около 27.</w:t>
+      </w:r>
+      <w:r>
+        <w:t xml:space="preserve"> </w:t>
+      </w:r>
+      <w:r>
+        <w:t>Это совпадает с данными из агрегированной таблицы</w:t>
+      </w:r>
+    </w:p>
+    <w:p/>
+    <w:p>
+      <w:r>
+        <w:drawing>
+          <wp:inline distT="0" distB="0" distL="0" distR="0" wp14:anchorId="6310B1A6" wp14:editId="429CC1DB">
+            <wp:extent cx="5943600" cy="2171065"/>
+            <wp:effectExtent l="0" t="0" r="0" b="635"/>
+            <wp:docPr id="1801692896" name="Picture 1"/>
+            <wp:cNvGraphicFramePr>
+              <a:graphicFrameLocks xmlns:a="http://schemas.openxmlformats.org/drawingml/2006/main" noChangeAspect="1"/>
+            </wp:cNvGraphicFramePr>
+            <a:graphic xmlns:a="http://schemas.openxmlformats.org/drawingml/2006/main">
+              <a:graphicData uri="http://schemas.openxmlformats.org/drawingml/2006/picture">
+                <pic:pic xmlns:pic="http://schemas.openxmlformats.org/drawingml/2006/picture">
+                  <pic:nvPicPr>
+                    <pic:cNvPr id="1801692896" name=""/>
+                    <pic:cNvPicPr/>
+                  </pic:nvPicPr>
+                  <pic:blipFill>
+                    <a:blip r:embed="rId32"/>
+                    <a:stretch>
+                      <a:fillRect/>
+                    </a:stretch>
+                  </pic:blipFill>
+                  <pic:spPr>
+                    <a:xfrm>
+                      <a:off x="0" y="0"/>
+                      <a:ext cx="5943600" cy="2171065"/>
+                    </a:xfrm>
+                    <a:prstGeom prst="rect">
+                      <a:avLst/>
+                    </a:prstGeom>
+                  </pic:spPr>
+                </pic:pic>
+              </a:graphicData>
+            </a:graphic>
+          </wp:inline>
+        </w:drawing>
+      </w:r>
+    </w:p>
+    <w:p>
+      <w:r>
+        <w:t>График показывает, что количество пользователей росло равномерно.</w:t>
+      </w:r>
+    </w:p>
+    <w:p/>
+    <w:p/>
+    <w:p>
+      <w:pPr>
+        <w:pStyle w:val="Heading3"/>
+      </w:pPr>
+      <w:r>
+        <w:t>Эксперимент 2</w:t>
+      </w:r>
+    </w:p>
+    <w:p>
+      <w:r>
+        <w:t xml:space="preserve">В эксперименте 2 нам нужно </w:t>
+      </w:r>
+      <w:r>
+        <w:t>“</w:t>
+      </w:r>
+      <w:r>
+        <w:t>положить сервер</w:t>
+      </w:r>
+      <w:r>
+        <w:t>”</w:t>
+      </w:r>
+      <w:r>
+        <w:t>, поэтому мы берем большое число юзеров, плавно наращиваем его в течение 60 секунд по 5 пользователя в секунду и к 60 секунде приходим к 300 пользователям.</w:t>
+      </w:r>
+    </w:p>
+    <w:p>
+      <w:pPr>
+        <w:rPr>
+          <w:lang w:val="en-US"/>
+        </w:rPr>
+      </w:pPr>
+      <w:r>
+        <w:t>Останавливаем каждого пользователя спустя 180 секунд.</w:t>
+      </w:r>
+    </w:p>
+    <w:p>
+      <w:r>
+        <w:t xml:space="preserve">При этом </w:t>
+      </w:r>
+      <w:proofErr w:type="spellStart"/>
+      <w:r>
+        <w:t>ассерт</w:t>
+      </w:r>
+      <w:proofErr w:type="spellEnd"/>
+      <w:r>
+        <w:t xml:space="preserve"> по времени больше не нужен, чтобы не замусоривать данными искусственными падениями из-за </w:t>
+      </w:r>
+      <w:proofErr w:type="spellStart"/>
+      <w:r>
+        <w:t>ассертов</w:t>
+      </w:r>
+      <w:proofErr w:type="spellEnd"/>
+      <w:r>
+        <w:t>.</w:t>
+      </w:r>
+    </w:p>
+    <w:p>
+      <w:pPr>
+        <w:rPr>
+          <w:lang w:val="en-US"/>
+        </w:rPr>
+      </w:pPr>
+      <w:r>
+        <w:rPr>
+          <w:lang w:val="en-US"/>
+        </w:rPr>
+        <w:drawing>
+          <wp:inline distT="0" distB="0" distL="0" distR="0" wp14:anchorId="1AB03ED4" wp14:editId="766711D2">
+            <wp:extent cx="4902200" cy="2667000"/>
+            <wp:effectExtent l="0" t="0" r="0" b="0"/>
+            <wp:docPr id="954904945" name="Picture 1"/>
+            <wp:cNvGraphicFramePr>
+              <a:graphicFrameLocks xmlns:a="http://schemas.openxmlformats.org/drawingml/2006/main" noChangeAspect="1"/>
+            </wp:cNvGraphicFramePr>
+            <a:graphic xmlns:a="http://schemas.openxmlformats.org/drawingml/2006/main">
+              <a:graphicData uri="http://schemas.openxmlformats.org/drawingml/2006/picture">
+                <pic:pic xmlns:pic="http://schemas.openxmlformats.org/drawingml/2006/picture">
+                  <pic:nvPicPr>
+                    <pic:cNvPr id="954904945" name=""/>
+                    <pic:cNvPicPr/>
+                  </pic:nvPicPr>
+                  <pic:blipFill>
+                    <a:blip r:embed="rId33"/>
+                    <a:stretch>
+                      <a:fillRect/>
+                    </a:stretch>
+                  </pic:blipFill>
+                  <pic:spPr>
+                    <a:xfrm>
+                      <a:off x="0" y="0"/>
+                      <a:ext cx="4902200" cy="2667000"/>
+                    </a:xfrm>
+                    <a:prstGeom prst="rect">
+                      <a:avLst/>
+                    </a:prstGeom>
+                  </pic:spPr>
+                </pic:pic>
+              </a:graphicData>
+            </a:graphic>
+          </wp:inline>
+        </w:drawing>
+      </w:r>
+    </w:p>
+    <w:p>
+      <w:pPr>
+        <w:rPr>
+          <w:lang w:val="en-US"/>
+        </w:rPr>
+      </w:pPr>
+      <w:r>
+        <w:rPr>
+          <w:lang w:val="en-US"/>
+        </w:rPr>
+        <w:drawing>
+          <wp:inline distT="0" distB="0" distL="0" distR="0" wp14:anchorId="1AB821E9" wp14:editId="544027F2">
+            <wp:extent cx="5943600" cy="2550160"/>
+            <wp:effectExtent l="0" t="0" r="0" b="2540"/>
+            <wp:docPr id="753144102" name="Picture 1"/>
+            <wp:cNvGraphicFramePr>
+              <a:graphicFrameLocks xmlns:a="http://schemas.openxmlformats.org/drawingml/2006/main" noChangeAspect="1"/>
+            </wp:cNvGraphicFramePr>
+            <a:graphic xmlns:a="http://schemas.openxmlformats.org/drawingml/2006/main">
+              <a:graphicData uri="http://schemas.openxmlformats.org/drawingml/2006/picture">
+                <pic:pic xmlns:pic="http://schemas.openxmlformats.org/drawingml/2006/picture">
+                  <pic:nvPicPr>
+                    <pic:cNvPr id="753144102" name=""/>
+                    <pic:cNvPicPr/>
+                  </pic:nvPicPr>
+                  <pic:blipFill>
+                    <a:blip r:embed="rId34"/>
+                    <a:stretch>
+                      <a:fillRect/>
+                    </a:stretch>
+                  </pic:blipFill>
+                  <pic:spPr>
+                    <a:xfrm>
+                      <a:off x="0" y="0"/>
+                      <a:ext cx="5943600" cy="2550160"/>
+                    </a:xfrm>
+                    <a:prstGeom prst="rect">
+                      <a:avLst/>
+                    </a:prstGeom>
+                  </pic:spPr>
+                </pic:pic>
+              </a:graphicData>
+            </a:graphic>
+          </wp:inline>
+        </w:drawing>
+      </w:r>
+    </w:p>
+    <w:p>
+      <w:r>
+        <w:lastRenderedPageBreak/>
+        <w:drawing>
+          <wp:inline distT="0" distB="0" distL="0" distR="0" wp14:anchorId="076EB31B" wp14:editId="61AA14A9">
+            <wp:extent cx="5943600" cy="2367280"/>
+            <wp:effectExtent l="0" t="0" r="0" b="0"/>
+            <wp:docPr id="472999773" name="Picture 1"/>
+            <wp:cNvGraphicFramePr>
+              <a:graphicFrameLocks xmlns:a="http://schemas.openxmlformats.org/drawingml/2006/main" noChangeAspect="1"/>
+            </wp:cNvGraphicFramePr>
+            <a:graphic xmlns:a="http://schemas.openxmlformats.org/drawingml/2006/main">
+              <a:graphicData uri="http://schemas.openxmlformats.org/drawingml/2006/picture">
+                <pic:pic xmlns:pic="http://schemas.openxmlformats.org/drawingml/2006/picture">
+                  <pic:nvPicPr>
+                    <pic:cNvPr id="472999773" name=""/>
+                    <pic:cNvPicPr/>
+                  </pic:nvPicPr>
+                  <pic:blipFill>
+                    <a:blip r:embed="rId35"/>
+                    <a:stretch>
+                      <a:fillRect/>
+                    </a:stretch>
+                  </pic:blipFill>
+                  <pic:spPr>
+                    <a:xfrm>
+                      <a:off x="0" y="0"/>
+                      <a:ext cx="5943600" cy="2367280"/>
+                    </a:xfrm>
+                    <a:prstGeom prst="rect">
+                      <a:avLst/>
+                    </a:prstGeom>
+                  </pic:spPr>
+                </pic:pic>
+              </a:graphicData>
+            </a:graphic>
+          </wp:inline>
+        </w:drawing>
+      </w:r>
+    </w:p>
+    <w:p>
+      <w:pPr>
+        <w:rPr>
+          <w:lang w:val="en-US"/>
+        </w:rPr>
+      </w:pPr>
+    </w:p>
+    <w:p>
+      <w:r>
+        <w:t>Результаты</w:t>
+      </w:r>
+      <w:r>
+        <w:rPr>
+          <w:lang w:val="en-US"/>
+        </w:rPr>
+        <w:t>:</w:t>
+      </w:r>
+    </w:p>
+    <w:p>
+      <w:r>
+        <w:drawing>
+          <wp:inline distT="0" distB="0" distL="0" distR="0" wp14:anchorId="7CF7C2ED" wp14:editId="47FE038B">
+            <wp:extent cx="1993900" cy="1778000"/>
+            <wp:effectExtent l="0" t="0" r="0" b="0"/>
+            <wp:docPr id="1031871868" name="Picture 1"/>
+            <wp:cNvGraphicFramePr>
+              <a:graphicFrameLocks xmlns:a="http://schemas.openxmlformats.org/drawingml/2006/main" noChangeAspect="1"/>
+            </wp:cNvGraphicFramePr>
+            <a:graphic xmlns:a="http://schemas.openxmlformats.org/drawingml/2006/main">
+              <a:graphicData uri="http://schemas.openxmlformats.org/drawingml/2006/picture">
+                <pic:pic xmlns:pic="http://schemas.openxmlformats.org/drawingml/2006/picture">
+                  <pic:nvPicPr>
+                    <pic:cNvPr id="1031871868" name=""/>
+                    <pic:cNvPicPr/>
+                  </pic:nvPicPr>
+                  <pic:blipFill>
+                    <a:blip r:embed="rId36"/>
+                    <a:stretch>
+                      <a:fillRect/>
+                    </a:stretch>
+                  </pic:blipFill>
+                  <pic:spPr>
+                    <a:xfrm>
+                      <a:off x="0" y="0"/>
+                      <a:ext cx="1993900" cy="1778000"/>
+                    </a:xfrm>
+                    <a:prstGeom prst="rect">
+                      <a:avLst/>
+                    </a:prstGeom>
+                  </pic:spPr>
+                </pic:pic>
+              </a:graphicData>
+            </a:graphic>
+          </wp:inline>
+        </w:drawing>
+      </w:r>
+    </w:p>
+    <w:p>
+      <w:r>
+        <w:t>Количество падений не такое большое, всего 12</w:t>
+      </w:r>
+      <w:r>
+        <w:t>%</w:t>
+      </w:r>
+    </w:p>
+    <w:p/>
+    <w:p>
+      <w:r>
+        <w:rPr>
+          <w:lang w:val="en-US"/>
+        </w:rPr>
+        <w:drawing>
+          <wp:inline distT="0" distB="0" distL="0" distR="0" wp14:anchorId="6F0D6967" wp14:editId="6E006FDA">
+            <wp:extent cx="5943600" cy="758825"/>
+            <wp:effectExtent l="0" t="0" r="0" b="3175"/>
+            <wp:docPr id="299653647" name="Picture 1"/>
+            <wp:cNvGraphicFramePr>
+              <a:graphicFrameLocks xmlns:a="http://schemas.openxmlformats.org/drawingml/2006/main" noChangeAspect="1"/>
+            </wp:cNvGraphicFramePr>
+            <a:graphic xmlns:a="http://schemas.openxmlformats.org/drawingml/2006/main">
+              <a:graphicData uri="http://schemas.openxmlformats.org/drawingml/2006/picture">
+                <pic:pic xmlns:pic="http://schemas.openxmlformats.org/drawingml/2006/picture">
+                  <pic:nvPicPr>
+                    <pic:cNvPr id="299653647" name=""/>
+                    <pic:cNvPicPr/>
+                  </pic:nvPicPr>
+                  <pic:blipFill>
+                    <a:blip r:embed="rId37"/>
+                    <a:stretch>
+                      <a:fillRect/>
+                    </a:stretch>
+                  </pic:blipFill>
+                  <pic:spPr>
+                    <a:xfrm>
+                      <a:off x="0" y="0"/>
+                      <a:ext cx="5943600" cy="758825"/>
+                    </a:xfrm>
+                    <a:prstGeom prst="rect">
+                      <a:avLst/>
+                    </a:prstGeom>
+                  </pic:spPr>
+                </pic:pic>
+              </a:graphicData>
+            </a:graphic>
+          </wp:inline>
+        </w:drawing>
+      </w:r>
+    </w:p>
+    <w:p>
+      <w:r>
+        <w:t>Ошибки распределились на 2 вида: 503 и ошибка сокета.</w:t>
+      </w:r>
+    </w:p>
+    <w:p/>
+    <w:p>
+      <w:r>
+        <w:rPr>
+          <w:lang w:val="en-US"/>
+        </w:rPr>
+        <w:drawing>
+          <wp:inline distT="0" distB="0" distL="0" distR="0" wp14:anchorId="57EEA924" wp14:editId="439DC378">
+            <wp:extent cx="5943600" cy="558800"/>
+            <wp:effectExtent l="0" t="0" r="0" b="0"/>
+            <wp:docPr id="238926087" name="Picture 1"/>
+            <wp:cNvGraphicFramePr>
+              <a:graphicFrameLocks xmlns:a="http://schemas.openxmlformats.org/drawingml/2006/main" noChangeAspect="1"/>
+            </wp:cNvGraphicFramePr>
+            <a:graphic xmlns:a="http://schemas.openxmlformats.org/drawingml/2006/main">
+              <a:graphicData uri="http://schemas.openxmlformats.org/drawingml/2006/picture">
+                <pic:pic xmlns:pic="http://schemas.openxmlformats.org/drawingml/2006/picture">
+                  <pic:nvPicPr>
+                    <pic:cNvPr id="238926087" name=""/>
+                    <pic:cNvPicPr/>
+                  </pic:nvPicPr>
+                  <pic:blipFill>
+                    <a:blip r:embed="rId38"/>
+                    <a:stretch>
+                      <a:fillRect/>
+                    </a:stretch>
+                  </pic:blipFill>
+                  <pic:spPr>
+                    <a:xfrm>
+                      <a:off x="0" y="0"/>
+                      <a:ext cx="5943600" cy="558800"/>
+                    </a:xfrm>
+                    <a:prstGeom prst="rect">
+                      <a:avLst/>
+                    </a:prstGeom>
+                  </pic:spPr>
+                </pic:pic>
+              </a:graphicData>
+            </a:graphic>
+          </wp:inline>
+        </w:drawing>
+      </w:r>
+    </w:p>
+    <w:p>
+      <w:r>
+        <w:t xml:space="preserve">Итоговый </w:t>
+      </w:r>
+      <w:proofErr w:type="spellStart"/>
+      <w:r>
+        <w:rPr>
+          <w:lang w:val="en-US"/>
+        </w:rPr>
+        <w:t>rps</w:t>
+      </w:r>
+      <w:proofErr w:type="spellEnd"/>
+      <w:r>
+        <w:t xml:space="preserve"> </w:t>
+      </w:r>
+      <w:r>
+        <w:t xml:space="preserve">в районе </w:t>
+      </w:r>
+      <w:r>
+        <w:t>30</w:t>
+      </w:r>
+      <w:r>
+        <w:t xml:space="preserve"> запросов в секунду.</w:t>
+      </w:r>
+    </w:p>
+    <w:p>
+      <w:r>
+        <w:rPr>
+          <w:lang w:val="en-US"/>
+        </w:rPr>
+        <w:lastRenderedPageBreak/>
+        <w:drawing>
+          <wp:inline distT="0" distB="0" distL="0" distR="0" wp14:anchorId="06BA5D93" wp14:editId="30ECAD81">
+            <wp:extent cx="5943600" cy="2171065"/>
+            <wp:effectExtent l="0" t="0" r="0" b="635"/>
+            <wp:docPr id="946563398" name="Picture 1"/>
+            <wp:cNvGraphicFramePr>
+              <a:graphicFrameLocks xmlns:a="http://schemas.openxmlformats.org/drawingml/2006/main" noChangeAspect="1"/>
+            </wp:cNvGraphicFramePr>
+            <a:graphic xmlns:a="http://schemas.openxmlformats.org/drawingml/2006/main">
+              <a:graphicData uri="http://schemas.openxmlformats.org/drawingml/2006/picture">
+                <pic:pic xmlns:pic="http://schemas.openxmlformats.org/drawingml/2006/picture">
+                  <pic:nvPicPr>
+                    <pic:cNvPr id="946563398" name=""/>
+                    <pic:cNvPicPr/>
+                  </pic:nvPicPr>
+                  <pic:blipFill>
+                    <a:blip r:embed="rId39"/>
+                    <a:stretch>
+                      <a:fillRect/>
+                    </a:stretch>
+                  </pic:blipFill>
+                  <pic:spPr>
+                    <a:xfrm>
+                      <a:off x="0" y="0"/>
+                      <a:ext cx="5943600" cy="2171065"/>
+                    </a:xfrm>
+                    <a:prstGeom prst="rect">
+                      <a:avLst/>
+                    </a:prstGeom>
+                  </pic:spPr>
+                </pic:pic>
+              </a:graphicData>
+            </a:graphic>
+          </wp:inline>
+        </w:drawing>
+      </w:r>
+    </w:p>
+    <w:p>
+      <w:r>
+        <w:t>Количество пользователей относительно времени показывает пиковую точку</w:t>
+      </w:r>
+      <w:r>
+        <w:t>,</w:t>
+      </w:r>
+      <w:r>
+        <w:t xml:space="preserve"> в которой было максимальное число пользователей, после чего начался спад.</w:t>
+      </w:r>
+    </w:p>
+    <w:p/>
+    <w:p>
+      <w:r>
+        <w:drawing>
+          <wp:inline distT="0" distB="0" distL="0" distR="0" wp14:anchorId="7510B97F" wp14:editId="1EAAD72B">
+            <wp:extent cx="5943600" cy="2084705"/>
+            <wp:effectExtent l="0" t="0" r="0" b="0"/>
+            <wp:docPr id="661391597" name="Picture 1"/>
+            <wp:cNvGraphicFramePr>
+              <a:graphicFrameLocks xmlns:a="http://schemas.openxmlformats.org/drawingml/2006/main" noChangeAspect="1"/>
+            </wp:cNvGraphicFramePr>
+            <a:graphic xmlns:a="http://schemas.openxmlformats.org/drawingml/2006/main">
+              <a:graphicData uri="http://schemas.openxmlformats.org/drawingml/2006/picture">
+                <pic:pic xmlns:pic="http://schemas.openxmlformats.org/drawingml/2006/picture">
+                  <pic:nvPicPr>
+                    <pic:cNvPr id="661391597" name=""/>
+                    <pic:cNvPicPr/>
+                  </pic:nvPicPr>
+                  <pic:blipFill>
+                    <a:blip r:embed="rId40"/>
+                    <a:stretch>
+                      <a:fillRect/>
+                    </a:stretch>
+                  </pic:blipFill>
+                  <pic:spPr>
+                    <a:xfrm>
+                      <a:off x="0" y="0"/>
+                      <a:ext cx="5943600" cy="2084705"/>
+                    </a:xfrm>
+                    <a:prstGeom prst="rect">
+                      <a:avLst/>
+                    </a:prstGeom>
+                  </pic:spPr>
+                </pic:pic>
+              </a:graphicData>
+            </a:graphic>
+          </wp:inline>
+        </w:drawing>
+      </w:r>
+    </w:p>
+    <w:p>
+      <w:r>
+        <w:t xml:space="preserve">Время ответа при этом росло постоянно, даже после пиковой точки </w:t>
+      </w:r>
+      <w:proofErr w:type="spellStart"/>
+      <w:r>
+        <w:t>тк</w:t>
+      </w:r>
+      <w:proofErr w:type="spellEnd"/>
+      <w:r>
+        <w:t xml:space="preserve"> сервер был все еще перегружен.</w:t>
+      </w:r>
+    </w:p>
+    <w:p/>
+    <w:p>
+      <w:r>
+        <w:drawing>
+          <wp:inline distT="0" distB="0" distL="0" distR="0" wp14:anchorId="29BBC6FD" wp14:editId="5EBA25D9">
+            <wp:extent cx="5943600" cy="2011045"/>
+            <wp:effectExtent l="0" t="0" r="0" b="0"/>
+            <wp:docPr id="2042801395" name="Picture 1"/>
+            <wp:cNvGraphicFramePr>
+              <a:graphicFrameLocks xmlns:a="http://schemas.openxmlformats.org/drawingml/2006/main" noChangeAspect="1"/>
+            </wp:cNvGraphicFramePr>
+            <a:graphic xmlns:a="http://schemas.openxmlformats.org/drawingml/2006/main">
+              <a:graphicData uri="http://schemas.openxmlformats.org/drawingml/2006/picture">
+                <pic:pic xmlns:pic="http://schemas.openxmlformats.org/drawingml/2006/picture">
+                  <pic:nvPicPr>
+                    <pic:cNvPr id="2042801395" name=""/>
+                    <pic:cNvPicPr/>
+                  </pic:nvPicPr>
+                  <pic:blipFill>
+                    <a:blip r:embed="rId41"/>
+                    <a:stretch>
+                      <a:fillRect/>
+                    </a:stretch>
+                  </pic:blipFill>
+                  <pic:spPr>
+                    <a:xfrm>
+                      <a:off x="0" y="0"/>
+                      <a:ext cx="5943600" cy="2011045"/>
+                    </a:xfrm>
+                    <a:prstGeom prst="rect">
+                      <a:avLst/>
+                    </a:prstGeom>
+                  </pic:spPr>
+                </pic:pic>
+              </a:graphicData>
+            </a:graphic>
+          </wp:inline>
+        </w:drawing>
+      </w:r>
+    </w:p>
+    <w:p>
+      <w:r>
+        <w:t>Столбчатая диаграмма, показывает распределение запросов по времени выполнения и подсвечивает категорию скорости запроса.</w:t>
+      </w:r>
+    </w:p>
+    <w:p>
+      <w:pPr>
+        <w:rPr>
+          <w:lang w:val="en-US"/>
+        </w:rPr>
+      </w:pPr>
+      <w:r>
+        <w:rPr>
+          <w:lang w:val="en-US"/>
+        </w:rPr>
+        <w:lastRenderedPageBreak/>
+        <w:drawing>
+          <wp:inline distT="0" distB="0" distL="0" distR="0" wp14:anchorId="5507C6B0" wp14:editId="78CBFF1C">
+            <wp:extent cx="5943600" cy="2472690"/>
+            <wp:effectExtent l="0" t="0" r="0" b="3810"/>
+            <wp:docPr id="2139748584" name="Picture 1"/>
+            <wp:cNvGraphicFramePr>
+              <a:graphicFrameLocks xmlns:a="http://schemas.openxmlformats.org/drawingml/2006/main" noChangeAspect="1"/>
+            </wp:cNvGraphicFramePr>
+            <a:graphic xmlns:a="http://schemas.openxmlformats.org/drawingml/2006/main">
+              <a:graphicData uri="http://schemas.openxmlformats.org/drawingml/2006/picture">
+                <pic:pic xmlns:pic="http://schemas.openxmlformats.org/drawingml/2006/picture">
+                  <pic:nvPicPr>
+                    <pic:cNvPr id="2139748584" name=""/>
+                    <pic:cNvPicPr/>
+                  </pic:nvPicPr>
+                  <pic:blipFill>
+                    <a:blip r:embed="rId42"/>
+                    <a:stretch>
+                      <a:fillRect/>
+                    </a:stretch>
+                  </pic:blipFill>
+                  <pic:spPr>
+                    <a:xfrm>
+                      <a:off x="0" y="0"/>
+                      <a:ext cx="5943600" cy="2472690"/>
+                    </a:xfrm>
+                    <a:prstGeom prst="rect">
+                      <a:avLst/>
+                    </a:prstGeom>
+                  </pic:spPr>
+                </pic:pic>
+              </a:graphicData>
+            </a:graphic>
+          </wp:inline>
+        </w:drawing>
+      </w:r>
+    </w:p>
+    <w:p>
+      <w:r>
+        <w:t>Ошибки постепенно увеличиваются с количество запросов</w:t>
+      </w:r>
+      <w:r>
+        <w:t xml:space="preserve"> увеличиваются, а количество успешных ответом уменьшается. При этом важно сказать, что появляются ошибки сокета, </w:t>
+      </w:r>
+      <w:proofErr w:type="spellStart"/>
+      <w:r>
+        <w:t>тк</w:t>
+      </w:r>
+      <w:proofErr w:type="spellEnd"/>
+      <w:r>
+        <w:t xml:space="preserve"> количество пользователей становится слишком большим и сокет не успевает их переваривать.</w:t>
+      </w:r>
+    </w:p>
+    <w:p/>
+    <w:p>
+      <w:r>
+        <w:t xml:space="preserve">Первая </w:t>
+      </w:r>
+      <w:r>
+        <w:t xml:space="preserve">ошибка 503 появилась на </w:t>
+      </w:r>
+      <w:r>
+        <w:t>120</w:t>
+      </w:r>
+      <w:r>
+        <w:t>-ом пользователе</w:t>
+      </w:r>
+      <w:r>
+        <w:t xml:space="preserve">. </w:t>
+      </w:r>
+      <w:r>
+        <w:t>Такие показатели нагрузочного и стресс тестирования показывают, что требования к ответу сервера средней конфигурации сильно занижены.</w:t>
+      </w:r>
+    </w:p>
+    <w:p>
+      <w:pPr>
+        <w:pStyle w:val="Heading2"/>
+      </w:pPr>
+      <w:r>
         <w:t xml:space="preserve">6. </w:t>
       </w:r>
       <w:r>
@@ -670,7 +3229,7 @@
       <w:r>
         <w:t xml:space="preserve"> </w:t>
       </w:r>
-      <w:hyperlink r:id="rId11" w:history="1">
+      <w:hyperlink r:id="rId43" w:history="1">
         <w:r>
           <w:rPr>
             <w:rStyle w:val="Hyperlink"/>
@@ -766,9 +3325,6 @@
         <w:pStyle w:val="Heading2"/>
       </w:pPr>
       <w:r>
-        <w:rPr>
-          <w:lang w:val="ru-RU"/>
-        </w:rPr>
         <w:t xml:space="preserve">7. </w:t>
       </w:r>
       <w:r>
@@ -1074,6 +3630,119 @@
     </w:lvl>
   </w:abstractNum>
   <w:abstractNum w:abstractNumId="1" w15:restartNumberingAfterBreak="0">
+    <w:nsid w:val="0C0D0A04"/>
+    <w:multiLevelType w:val="hybridMultilevel"/>
+    <w:tmpl w:val="87B0D330"/>
+    <w:lvl w:ilvl="0" w:tplc="69707290">
+      <w:start w:val="7"/>
+      <w:numFmt w:val="bullet"/>
+      <w:lvlText w:val="-"/>
+      <w:lvlJc w:val="left"/>
+      <w:pPr>
+        <w:ind w:left="720" w:hanging="360"/>
+      </w:pPr>
+      <w:rPr>
+        <w:rFonts w:ascii="Calibri" w:eastAsiaTheme="minorHAnsi" w:hAnsi="Calibri" w:cs="Calibri" w:hint="default"/>
+      </w:rPr>
+    </w:lvl>
+    <w:lvl w:ilvl="1" w:tplc="04090003" w:tentative="1">
+      <w:start w:val="1"/>
+      <w:numFmt w:val="bullet"/>
+      <w:lvlText w:val="o"/>
+      <w:lvlJc w:val="left"/>
+      <w:pPr>
+        <w:ind w:left="1440" w:hanging="360"/>
+      </w:pPr>
+      <w:rPr>
+        <w:rFonts w:ascii="Courier New" w:hAnsi="Courier New" w:cs="Courier New" w:hint="default"/>
+      </w:rPr>
+    </w:lvl>
+    <w:lvl w:ilvl="2" w:tplc="04090005" w:tentative="1">
+      <w:start w:val="1"/>
+      <w:numFmt w:val="bullet"/>
+      <w:lvlText w:val=""/>
+      <w:lvlJc w:val="left"/>
+      <w:pPr>
+        <w:ind w:left="2160" w:hanging="360"/>
+      </w:pPr>
+      <w:rPr>
+        <w:rFonts w:ascii="Wingdings" w:hAnsi="Wingdings" w:hint="default"/>
+      </w:rPr>
+    </w:lvl>
+    <w:lvl w:ilvl="3" w:tplc="04090001" w:tentative="1">
+      <w:start w:val="1"/>
+      <w:numFmt w:val="bullet"/>
+      <w:lvlText w:val=""/>
+      <w:lvlJc w:val="left"/>
+      <w:pPr>
+        <w:ind w:left="2880" w:hanging="360"/>
+      </w:pPr>
+      <w:rPr>
+        <w:rFonts w:ascii="Symbol" w:hAnsi="Symbol" w:hint="default"/>
+      </w:rPr>
+    </w:lvl>
+    <w:lvl w:ilvl="4" w:tplc="04090003" w:tentative="1">
+      <w:start w:val="1"/>
+      <w:numFmt w:val="bullet"/>
+      <w:lvlText w:val="o"/>
+      <w:lvlJc w:val="left"/>
+      <w:pPr>
+        <w:ind w:left="3600" w:hanging="360"/>
+      </w:pPr>
+      <w:rPr>
+        <w:rFonts w:ascii="Courier New" w:hAnsi="Courier New" w:cs="Courier New" w:hint="default"/>
+      </w:rPr>
+    </w:lvl>
+    <w:lvl w:ilvl="5" w:tplc="04090005" w:tentative="1">
+      <w:start w:val="1"/>
+      <w:numFmt w:val="bullet"/>
+      <w:lvlText w:val=""/>
+      <w:lvlJc w:val="left"/>
+      <w:pPr>
+        <w:ind w:left="4320" w:hanging="360"/>
+      </w:pPr>
+      <w:rPr>
+        <w:rFonts w:ascii="Wingdings" w:hAnsi="Wingdings" w:hint="default"/>
+      </w:rPr>
+    </w:lvl>
+    <w:lvl w:ilvl="6" w:tplc="04090001" w:tentative="1">
+      <w:start w:val="1"/>
+      <w:numFmt w:val="bullet"/>
+      <w:lvlText w:val=""/>
+      <w:lvlJc w:val="left"/>
+      <w:pPr>
+        <w:ind w:left="5040" w:hanging="360"/>
+      </w:pPr>
+      <w:rPr>
+        <w:rFonts w:ascii="Symbol" w:hAnsi="Symbol" w:hint="default"/>
+      </w:rPr>
+    </w:lvl>
+    <w:lvl w:ilvl="7" w:tplc="04090003" w:tentative="1">
+      <w:start w:val="1"/>
+      <w:numFmt w:val="bullet"/>
+      <w:lvlText w:val="o"/>
+      <w:lvlJc w:val="left"/>
+      <w:pPr>
+        <w:ind w:left="5760" w:hanging="360"/>
+      </w:pPr>
+      <w:rPr>
+        <w:rFonts w:ascii="Courier New" w:hAnsi="Courier New" w:cs="Courier New" w:hint="default"/>
+      </w:rPr>
+    </w:lvl>
+    <w:lvl w:ilvl="8" w:tplc="04090005" w:tentative="1">
+      <w:start w:val="1"/>
+      <w:numFmt w:val="bullet"/>
+      <w:lvlText w:val=""/>
+      <w:lvlJc w:val="left"/>
+      <w:pPr>
+        <w:ind w:left="6480" w:hanging="360"/>
+      </w:pPr>
+      <w:rPr>
+        <w:rFonts w:ascii="Wingdings" w:hAnsi="Wingdings" w:hint="default"/>
+      </w:rPr>
+    </w:lvl>
+  </w:abstractNum>
+  <w:abstractNum w:abstractNumId="2" w15:restartNumberingAfterBreak="0">
     <w:nsid w:val="0C6A6FAC"/>
     <w:multiLevelType w:val="multilevel"/>
     <w:tmpl w:val="C8B07F6E"/>
@@ -1222,7 +3891,7 @@
       </w:rPr>
     </w:lvl>
   </w:abstractNum>
-  <w:abstractNum w:abstractNumId="2" w15:restartNumberingAfterBreak="0">
+  <w:abstractNum w:abstractNumId="3" w15:restartNumberingAfterBreak="0">
     <w:nsid w:val="0C9A1B74"/>
     <w:multiLevelType w:val="multilevel"/>
     <w:tmpl w:val="CD109622"/>
@@ -1335,7 +4004,7 @@
       </w:rPr>
     </w:lvl>
   </w:abstractNum>
-  <w:abstractNum w:abstractNumId="3" w15:restartNumberingAfterBreak="0">
+  <w:abstractNum w:abstractNumId="4" w15:restartNumberingAfterBreak="0">
     <w:nsid w:val="15DF4A6A"/>
     <w:multiLevelType w:val="multilevel"/>
     <w:tmpl w:val="3408A168"/>
@@ -1484,7 +4153,7 @@
       </w:rPr>
     </w:lvl>
   </w:abstractNum>
-  <w:abstractNum w:abstractNumId="4" w15:restartNumberingAfterBreak="0">
+  <w:abstractNum w:abstractNumId="5" w15:restartNumberingAfterBreak="0">
     <w:nsid w:val="17D32027"/>
     <w:multiLevelType w:val="multilevel"/>
     <w:tmpl w:val="720C9454"/>
@@ -1633,7 +4302,120 @@
       </w:rPr>
     </w:lvl>
   </w:abstractNum>
-  <w:abstractNum w:abstractNumId="5" w15:restartNumberingAfterBreak="0">
+  <w:abstractNum w:abstractNumId="6" w15:restartNumberingAfterBreak="0">
+    <w:nsid w:val="22D90A44"/>
+    <w:multiLevelType w:val="hybridMultilevel"/>
+    <w:tmpl w:val="E9E44FF4"/>
+    <w:lvl w:ilvl="0" w:tplc="04090001">
+      <w:start w:val="1"/>
+      <w:numFmt w:val="bullet"/>
+      <w:lvlText w:val=""/>
+      <w:lvlJc w:val="left"/>
+      <w:pPr>
+        <w:ind w:left="720" w:hanging="360"/>
+      </w:pPr>
+      <w:rPr>
+        <w:rFonts w:ascii="Symbol" w:hAnsi="Symbol" w:hint="default"/>
+      </w:rPr>
+    </w:lvl>
+    <w:lvl w:ilvl="1" w:tplc="04090003" w:tentative="1">
+      <w:start w:val="1"/>
+      <w:numFmt w:val="bullet"/>
+      <w:lvlText w:val="o"/>
+      <w:lvlJc w:val="left"/>
+      <w:pPr>
+        <w:ind w:left="1440" w:hanging="360"/>
+      </w:pPr>
+      <w:rPr>
+        <w:rFonts w:ascii="Courier New" w:hAnsi="Courier New" w:cs="Courier New" w:hint="default"/>
+      </w:rPr>
+    </w:lvl>
+    <w:lvl w:ilvl="2" w:tplc="04090005" w:tentative="1">
+      <w:start w:val="1"/>
+      <w:numFmt w:val="bullet"/>
+      <w:lvlText w:val=""/>
+      <w:lvlJc w:val="left"/>
+      <w:pPr>
+        <w:ind w:left="2160" w:hanging="360"/>
+      </w:pPr>
+      <w:rPr>
+        <w:rFonts w:ascii="Wingdings" w:hAnsi="Wingdings" w:hint="default"/>
+      </w:rPr>
+    </w:lvl>
+    <w:lvl w:ilvl="3" w:tplc="04090001" w:tentative="1">
+      <w:start w:val="1"/>
+      <w:numFmt w:val="bullet"/>
+      <w:lvlText w:val=""/>
+      <w:lvlJc w:val="left"/>
+      <w:pPr>
+        <w:ind w:left="2880" w:hanging="360"/>
+      </w:pPr>
+      <w:rPr>
+        <w:rFonts w:ascii="Symbol" w:hAnsi="Symbol" w:hint="default"/>
+      </w:rPr>
+    </w:lvl>
+    <w:lvl w:ilvl="4" w:tplc="04090003" w:tentative="1">
+      <w:start w:val="1"/>
+      <w:numFmt w:val="bullet"/>
+      <w:lvlText w:val="o"/>
+      <w:lvlJc w:val="left"/>
+      <w:pPr>
+        <w:ind w:left="3600" w:hanging="360"/>
+      </w:pPr>
+      <w:rPr>
+        <w:rFonts w:ascii="Courier New" w:hAnsi="Courier New" w:cs="Courier New" w:hint="default"/>
+      </w:rPr>
+    </w:lvl>
+    <w:lvl w:ilvl="5" w:tplc="04090005" w:tentative="1">
+      <w:start w:val="1"/>
+      <w:numFmt w:val="bullet"/>
+      <w:lvlText w:val=""/>
+      <w:lvlJc w:val="left"/>
+      <w:pPr>
+        <w:ind w:left="4320" w:hanging="360"/>
+      </w:pPr>
+      <w:rPr>
+        <w:rFonts w:ascii="Wingdings" w:hAnsi="Wingdings" w:hint="default"/>
+      </w:rPr>
+    </w:lvl>
+    <w:lvl w:ilvl="6" w:tplc="04090001" w:tentative="1">
+      <w:start w:val="1"/>
+      <w:numFmt w:val="bullet"/>
+      <w:lvlText w:val=""/>
+      <w:lvlJc w:val="left"/>
+      <w:pPr>
+        <w:ind w:left="5040" w:hanging="360"/>
+      </w:pPr>
+      <w:rPr>
+        <w:rFonts w:ascii="Symbol" w:hAnsi="Symbol" w:hint="default"/>
+      </w:rPr>
+    </w:lvl>
+    <w:lvl w:ilvl="7" w:tplc="04090003" w:tentative="1">
+      <w:start w:val="1"/>
+      <w:numFmt w:val="bullet"/>
+      <w:lvlText w:val="o"/>
+      <w:lvlJc w:val="left"/>
+      <w:pPr>
+        <w:ind w:left="5760" w:hanging="360"/>
+      </w:pPr>
+      <w:rPr>
+        <w:rFonts w:ascii="Courier New" w:hAnsi="Courier New" w:cs="Courier New" w:hint="default"/>
+      </w:rPr>
+    </w:lvl>
+    <w:lvl w:ilvl="8" w:tplc="04090005" w:tentative="1">
+      <w:start w:val="1"/>
+      <w:numFmt w:val="bullet"/>
+      <w:lvlText w:val=""/>
+      <w:lvlJc w:val="left"/>
+      <w:pPr>
+        <w:ind w:left="6480" w:hanging="360"/>
+      </w:pPr>
+      <w:rPr>
+        <w:rFonts w:ascii="Wingdings" w:hAnsi="Wingdings" w:hint="default"/>
+      </w:rPr>
+    </w:lvl>
+  </w:abstractNum>
+  <w:abstractNum w:abstractNumId="7" w15:restartNumberingAfterBreak="0">
     <w:nsid w:val="24FE6CAD"/>
     <w:multiLevelType w:val="multilevel"/>
     <w:tmpl w:val="E2820FBA"/>
@@ -1782,7 +4564,7 @@
       </w:rPr>
     </w:lvl>
   </w:abstractNum>
-  <w:abstractNum w:abstractNumId="6" w15:restartNumberingAfterBreak="0">
+  <w:abstractNum w:abstractNumId="8" w15:restartNumberingAfterBreak="0">
     <w:nsid w:val="2A345248"/>
     <w:multiLevelType w:val="multilevel"/>
     <w:tmpl w:val="C060A374"/>
@@ -1895,7 +4677,7 @@
       </w:rPr>
     </w:lvl>
   </w:abstractNum>
-  <w:abstractNum w:abstractNumId="7" w15:restartNumberingAfterBreak="0">
+  <w:abstractNum w:abstractNumId="9" w15:restartNumberingAfterBreak="0">
     <w:nsid w:val="2BCD2251"/>
     <w:multiLevelType w:val="multilevel"/>
     <w:tmpl w:val="681C78B8"/>
@@ -2008,7 +4790,7 @@
       </w:rPr>
     </w:lvl>
   </w:abstractNum>
-  <w:abstractNum w:abstractNumId="8" w15:restartNumberingAfterBreak="0">
+  <w:abstractNum w:abstractNumId="10" w15:restartNumberingAfterBreak="0">
     <w:nsid w:val="2E5B184C"/>
     <w:multiLevelType w:val="multilevel"/>
     <w:tmpl w:val="7CE607A8"/>
@@ -2121,7 +4903,7 @@
       </w:rPr>
     </w:lvl>
   </w:abstractNum>
-  <w:abstractNum w:abstractNumId="9" w15:restartNumberingAfterBreak="0">
+  <w:abstractNum w:abstractNumId="11" w15:restartNumberingAfterBreak="0">
     <w:nsid w:val="30DC338E"/>
     <w:multiLevelType w:val="multilevel"/>
     <w:tmpl w:val="2046A43A"/>
@@ -2270,7 +5052,7 @@
       </w:rPr>
     </w:lvl>
   </w:abstractNum>
-  <w:abstractNum w:abstractNumId="10" w15:restartNumberingAfterBreak="0">
+  <w:abstractNum w:abstractNumId="12" w15:restartNumberingAfterBreak="0">
     <w:nsid w:val="352808D5"/>
     <w:multiLevelType w:val="multilevel"/>
     <w:tmpl w:val="03A66D22"/>
@@ -2419,7 +5201,120 @@
       </w:rPr>
     </w:lvl>
   </w:abstractNum>
-  <w:abstractNum w:abstractNumId="11" w15:restartNumberingAfterBreak="0">
+  <w:abstractNum w:abstractNumId="13" w15:restartNumberingAfterBreak="0">
+    <w:nsid w:val="42C83E27"/>
+    <w:multiLevelType w:val="hybridMultilevel"/>
+    <w:tmpl w:val="2018BD70"/>
+    <w:lvl w:ilvl="0" w:tplc="0409000F">
+      <w:start w:val="1"/>
+      <w:numFmt w:val="decimal"/>
+      <w:lvlText w:val="%1."/>
+      <w:lvlJc w:val="left"/>
+      <w:pPr>
+        <w:ind w:left="720" w:hanging="360"/>
+      </w:pPr>
+      <w:rPr>
+        <w:rFonts w:hint="default"/>
+      </w:rPr>
+    </w:lvl>
+    <w:lvl w:ilvl="1" w:tplc="FFFFFFFF" w:tentative="1">
+      <w:start w:val="1"/>
+      <w:numFmt w:val="bullet"/>
+      <w:lvlText w:val="o"/>
+      <w:lvlJc w:val="left"/>
+      <w:pPr>
+        <w:ind w:left="1440" w:hanging="360"/>
+      </w:pPr>
+      <w:rPr>
+        <w:rFonts w:ascii="Courier New" w:hAnsi="Courier New" w:cs="Courier New" w:hint="default"/>
+      </w:rPr>
+    </w:lvl>
+    <w:lvl w:ilvl="2" w:tplc="FFFFFFFF" w:tentative="1">
+      <w:start w:val="1"/>
+      <w:numFmt w:val="bullet"/>
+      <w:lvlText w:val=""/>
+      <w:lvlJc w:val="left"/>
+      <w:pPr>
+        <w:ind w:left="2160" w:hanging="360"/>
+      </w:pPr>
+      <w:rPr>
+        <w:rFonts w:ascii="Wingdings" w:hAnsi="Wingdings" w:hint="default"/>
+      </w:rPr>
+    </w:lvl>
+    <w:lvl w:ilvl="3" w:tplc="FFFFFFFF" w:tentative="1">
+      <w:start w:val="1"/>
+      <w:numFmt w:val="bullet"/>
+      <w:lvlText w:val=""/>
+      <w:lvlJc w:val="left"/>
+      <w:pPr>
+        <w:ind w:left="2880" w:hanging="360"/>
+      </w:pPr>
+      <w:rPr>
+        <w:rFonts w:ascii="Symbol" w:hAnsi="Symbol" w:hint="default"/>
+      </w:rPr>
+    </w:lvl>
+    <w:lvl w:ilvl="4" w:tplc="FFFFFFFF" w:tentative="1">
+      <w:start w:val="1"/>
+      <w:numFmt w:val="bullet"/>
+      <w:lvlText w:val="o"/>
+      <w:lvlJc w:val="left"/>
+      <w:pPr>
+        <w:ind w:left="3600" w:hanging="360"/>
+      </w:pPr>
+      <w:rPr>
+        <w:rFonts w:ascii="Courier New" w:hAnsi="Courier New" w:cs="Courier New" w:hint="default"/>
+      </w:rPr>
+    </w:lvl>
+    <w:lvl w:ilvl="5" w:tplc="FFFFFFFF" w:tentative="1">
+      <w:start w:val="1"/>
+      <w:numFmt w:val="bullet"/>
+      <w:lvlText w:val=""/>
+      <w:lvlJc w:val="left"/>
+      <w:pPr>
+        <w:ind w:left="4320" w:hanging="360"/>
+      </w:pPr>
+      <w:rPr>
+        <w:rFonts w:ascii="Wingdings" w:hAnsi="Wingdings" w:hint="default"/>
+      </w:rPr>
+    </w:lvl>
+    <w:lvl w:ilvl="6" w:tplc="FFFFFFFF" w:tentative="1">
+      <w:start w:val="1"/>
+      <w:numFmt w:val="bullet"/>
+      <w:lvlText w:val=""/>
+      <w:lvlJc w:val="left"/>
+      <w:pPr>
+        <w:ind w:left="5040" w:hanging="360"/>
+      </w:pPr>
+      <w:rPr>
+        <w:rFonts w:ascii="Symbol" w:hAnsi="Symbol" w:hint="default"/>
+      </w:rPr>
+    </w:lvl>
+    <w:lvl w:ilvl="7" w:tplc="FFFFFFFF" w:tentative="1">
+      <w:start w:val="1"/>
+      <w:numFmt w:val="bullet"/>
+      <w:lvlText w:val="o"/>
+      <w:lvlJc w:val="left"/>
+      <w:pPr>
+        <w:ind w:left="5760" w:hanging="360"/>
+      </w:pPr>
+      <w:rPr>
+        <w:rFonts w:ascii="Courier New" w:hAnsi="Courier New" w:cs="Courier New" w:hint="default"/>
+      </w:rPr>
+    </w:lvl>
+    <w:lvl w:ilvl="8" w:tplc="FFFFFFFF" w:tentative="1">
+      <w:start w:val="1"/>
+      <w:numFmt w:val="bullet"/>
+      <w:lvlText w:val=""/>
+      <w:lvlJc w:val="left"/>
+      <w:pPr>
+        <w:ind w:left="6480" w:hanging="360"/>
+      </w:pPr>
+      <w:rPr>
+        <w:rFonts w:ascii="Wingdings" w:hAnsi="Wingdings" w:hint="default"/>
+      </w:rPr>
+    </w:lvl>
+  </w:abstractNum>
+  <w:abstractNum w:abstractNumId="14" w15:restartNumberingAfterBreak="0">
     <w:nsid w:val="484133E2"/>
     <w:multiLevelType w:val="multilevel"/>
     <w:tmpl w:val="3E92D3B8"/>
@@ -2568,7 +5463,7 @@
       </w:rPr>
     </w:lvl>
   </w:abstractNum>
-  <w:abstractNum w:abstractNumId="12" w15:restartNumberingAfterBreak="0">
+  <w:abstractNum w:abstractNumId="15" w15:restartNumberingAfterBreak="0">
     <w:nsid w:val="487867B2"/>
     <w:multiLevelType w:val="multilevel"/>
     <w:tmpl w:val="B156DCE6"/>
@@ -2717,7 +5612,7 @@
       </w:rPr>
     </w:lvl>
   </w:abstractNum>
-  <w:abstractNum w:abstractNumId="13" w15:restartNumberingAfterBreak="0">
+  <w:abstractNum w:abstractNumId="16" w15:restartNumberingAfterBreak="0">
     <w:nsid w:val="50CF6DC2"/>
     <w:multiLevelType w:val="multilevel"/>
     <w:tmpl w:val="1076D276"/>
@@ -2830,7 +5725,7 @@
       </w:rPr>
     </w:lvl>
   </w:abstractNum>
-  <w:abstractNum w:abstractNumId="14" w15:restartNumberingAfterBreak="0">
+  <w:abstractNum w:abstractNumId="17" w15:restartNumberingAfterBreak="0">
     <w:nsid w:val="534A720A"/>
     <w:multiLevelType w:val="multilevel"/>
     <w:tmpl w:val="87C06A6A"/>
@@ -2979,7 +5874,7 @@
       </w:rPr>
     </w:lvl>
   </w:abstractNum>
-  <w:abstractNum w:abstractNumId="15" w15:restartNumberingAfterBreak="0">
+  <w:abstractNum w:abstractNumId="18" w15:restartNumberingAfterBreak="0">
     <w:nsid w:val="542F56F1"/>
     <w:multiLevelType w:val="multilevel"/>
     <w:tmpl w:val="25EC3438"/>
@@ -3128,7 +6023,7 @@
       </w:rPr>
     </w:lvl>
   </w:abstractNum>
-  <w:abstractNum w:abstractNumId="16" w15:restartNumberingAfterBreak="0">
+  <w:abstractNum w:abstractNumId="19" w15:restartNumberingAfterBreak="0">
     <w:nsid w:val="58987B14"/>
     <w:multiLevelType w:val="multilevel"/>
     <w:tmpl w:val="20D6FD42"/>
@@ -3277,7 +6172,7 @@
       </w:rPr>
     </w:lvl>
   </w:abstractNum>
-  <w:abstractNum w:abstractNumId="17" w15:restartNumberingAfterBreak="0">
+  <w:abstractNum w:abstractNumId="20" w15:restartNumberingAfterBreak="0">
     <w:nsid w:val="5FFD2D3A"/>
     <w:multiLevelType w:val="multilevel"/>
     <w:tmpl w:val="69DCB550"/>
@@ -3426,7 +6321,7 @@
       </w:rPr>
     </w:lvl>
   </w:abstractNum>
-  <w:abstractNum w:abstractNumId="18" w15:restartNumberingAfterBreak="0">
+  <w:abstractNum w:abstractNumId="21" w15:restartNumberingAfterBreak="0">
     <w:nsid w:val="68F2620E"/>
     <w:multiLevelType w:val="multilevel"/>
     <w:tmpl w:val="DDA4736E"/>
@@ -3539,7 +6434,7 @@
       </w:rPr>
     </w:lvl>
   </w:abstractNum>
-  <w:abstractNum w:abstractNumId="19" w15:restartNumberingAfterBreak="0">
+  <w:abstractNum w:abstractNumId="22" w15:restartNumberingAfterBreak="0">
     <w:nsid w:val="6F4A2775"/>
     <w:multiLevelType w:val="multilevel"/>
     <w:tmpl w:val="B504C874"/>
@@ -3652,7 +6547,7 @@
       </w:pPr>
     </w:lvl>
   </w:abstractNum>
-  <w:abstractNum w:abstractNumId="20" w15:restartNumberingAfterBreak="0">
+  <w:abstractNum w:abstractNumId="23" w15:restartNumberingAfterBreak="0">
     <w:nsid w:val="762B0F0A"/>
     <w:multiLevelType w:val="multilevel"/>
     <w:tmpl w:val="31CE2288"/>
@@ -3801,7 +6696,7 @@
       </w:rPr>
     </w:lvl>
   </w:abstractNum>
-  <w:abstractNum w:abstractNumId="21" w15:restartNumberingAfterBreak="0">
+  <w:abstractNum w:abstractNumId="24" w15:restartNumberingAfterBreak="0">
     <w:nsid w:val="7884266A"/>
     <w:multiLevelType w:val="multilevel"/>
     <w:tmpl w:val="F5160A5E"/>
@@ -3950,7 +6845,7 @@
       </w:rPr>
     </w:lvl>
   </w:abstractNum>
-  <w:abstractNum w:abstractNumId="22" w15:restartNumberingAfterBreak="0">
+  <w:abstractNum w:abstractNumId="25" w15:restartNumberingAfterBreak="0">
     <w:nsid w:val="7A142F56"/>
     <w:multiLevelType w:val="multilevel"/>
     <w:tmpl w:val="50566740"/>
@@ -4063,7 +6958,7 @@
       </w:rPr>
     </w:lvl>
   </w:abstractNum>
-  <w:abstractNum w:abstractNumId="23" w15:restartNumberingAfterBreak="0">
+  <w:abstractNum w:abstractNumId="26" w15:restartNumberingAfterBreak="0">
     <w:nsid w:val="7A590D1B"/>
     <w:multiLevelType w:val="multilevel"/>
     <w:tmpl w:val="CA781CBC"/>
@@ -4176,7 +7071,7 @@
       </w:rPr>
     </w:lvl>
   </w:abstractNum>
-  <w:abstractNum w:abstractNumId="24" w15:restartNumberingAfterBreak="0">
+  <w:abstractNum w:abstractNumId="27" w15:restartNumberingAfterBreak="0">
     <w:nsid w:val="7FDB58CB"/>
     <w:multiLevelType w:val="multilevel"/>
     <w:tmpl w:val="4DA65F30"/>
@@ -4326,79 +7221,88 @@
     </w:lvl>
   </w:abstractNum>
   <w:num w:numId="1" w16cid:durableId="1381707199">
-    <w:abstractNumId w:val="19"/>
+    <w:abstractNumId w:val="22"/>
   </w:num>
   <w:num w:numId="2" w16cid:durableId="1690134736">
-    <w:abstractNumId w:val="13"/>
+    <w:abstractNumId w:val="16"/>
   </w:num>
   <w:num w:numId="3" w16cid:durableId="469514627">
-    <w:abstractNumId w:val="18"/>
+    <w:abstractNumId w:val="21"/>
   </w:num>
   <w:num w:numId="4" w16cid:durableId="713500321">
-    <w:abstractNumId w:val="22"/>
+    <w:abstractNumId w:val="25"/>
   </w:num>
   <w:num w:numId="5" w16cid:durableId="1936936487">
+    <w:abstractNumId w:val="10"/>
+  </w:num>
+  <w:num w:numId="6" w16cid:durableId="1344668359">
+    <w:abstractNumId w:val="9"/>
+  </w:num>
+  <w:num w:numId="7" w16cid:durableId="1219166513">
     <w:abstractNumId w:val="8"/>
   </w:num>
-  <w:num w:numId="6" w16cid:durableId="1344668359">
-    <w:abstractNumId w:val="7"/>
-  </w:num>
-  <w:num w:numId="7" w16cid:durableId="1219166513">
-    <w:abstractNumId w:val="6"/>
-  </w:num>
   <w:num w:numId="8" w16cid:durableId="927811557">
-    <w:abstractNumId w:val="2"/>
+    <w:abstractNumId w:val="3"/>
   </w:num>
   <w:num w:numId="9" w16cid:durableId="1771587756">
-    <w:abstractNumId w:val="23"/>
+    <w:abstractNumId w:val="26"/>
   </w:num>
   <w:num w:numId="10" w16cid:durableId="2029522651">
-    <w:abstractNumId w:val="21"/>
+    <w:abstractNumId w:val="24"/>
   </w:num>
   <w:num w:numId="11" w16cid:durableId="658194944">
     <w:abstractNumId w:val="0"/>
   </w:num>
   <w:num w:numId="12" w16cid:durableId="58788043">
+    <w:abstractNumId w:val="15"/>
+  </w:num>
+  <w:num w:numId="13" w16cid:durableId="351582">
+    <w:abstractNumId w:val="2"/>
+  </w:num>
+  <w:num w:numId="14" w16cid:durableId="1604459166">
+    <w:abstractNumId w:val="11"/>
+  </w:num>
+  <w:num w:numId="15" w16cid:durableId="1428111762">
+    <w:abstractNumId w:val="18"/>
+  </w:num>
+  <w:num w:numId="16" w16cid:durableId="188296664">
     <w:abstractNumId w:val="12"/>
   </w:num>
-  <w:num w:numId="13" w16cid:durableId="351582">
+  <w:num w:numId="17" w16cid:durableId="331026866">
+    <w:abstractNumId w:val="27"/>
+  </w:num>
+  <w:num w:numId="18" w16cid:durableId="1058238063">
+    <w:abstractNumId w:val="4"/>
+  </w:num>
+  <w:num w:numId="19" w16cid:durableId="1112940143">
+    <w:abstractNumId w:val="19"/>
+  </w:num>
+  <w:num w:numId="20" w16cid:durableId="1954094567">
+    <w:abstractNumId w:val="14"/>
+  </w:num>
+  <w:num w:numId="21" w16cid:durableId="414743905">
+    <w:abstractNumId w:val="20"/>
+  </w:num>
+  <w:num w:numId="22" w16cid:durableId="1986733452">
+    <w:abstractNumId w:val="17"/>
+  </w:num>
+  <w:num w:numId="23" w16cid:durableId="1656715055">
+    <w:abstractNumId w:val="7"/>
+  </w:num>
+  <w:num w:numId="24" w16cid:durableId="1636789071">
+    <w:abstractNumId w:val="5"/>
+  </w:num>
+  <w:num w:numId="25" w16cid:durableId="104466339">
+    <w:abstractNumId w:val="23"/>
+  </w:num>
+  <w:num w:numId="26" w16cid:durableId="4600809">
+    <w:abstractNumId w:val="6"/>
+  </w:num>
+  <w:num w:numId="27" w16cid:durableId="2111660856">
     <w:abstractNumId w:val="1"/>
   </w:num>
-  <w:num w:numId="14" w16cid:durableId="1604459166">
-    <w:abstractNumId w:val="9"/>
-  </w:num>
-  <w:num w:numId="15" w16cid:durableId="1428111762">
-    <w:abstractNumId w:val="15"/>
-  </w:num>
-  <w:num w:numId="16" w16cid:durableId="188296664">
-    <w:abstractNumId w:val="10"/>
-  </w:num>
-  <w:num w:numId="17" w16cid:durableId="331026866">
-    <w:abstractNumId w:val="24"/>
-  </w:num>
-  <w:num w:numId="18" w16cid:durableId="1058238063">
-    <w:abstractNumId w:val="3"/>
-  </w:num>
-  <w:num w:numId="19" w16cid:durableId="1112940143">
-    <w:abstractNumId w:val="16"/>
-  </w:num>
-  <w:num w:numId="20" w16cid:durableId="1954094567">
-    <w:abstractNumId w:val="11"/>
-  </w:num>
-  <w:num w:numId="21" w16cid:durableId="414743905">
-    <w:abstractNumId w:val="17"/>
-  </w:num>
-  <w:num w:numId="22" w16cid:durableId="1986733452">
-    <w:abstractNumId w:val="14"/>
-  </w:num>
-  <w:num w:numId="23" w16cid:durableId="1656715055">
-    <w:abstractNumId w:val="5"/>
-  </w:num>
-  <w:num w:numId="24" w16cid:durableId="1636789071">
-    <w:abstractNumId w:val="4"/>
-  </w:num>
-  <w:num w:numId="25" w16cid:durableId="104466339">
-    <w:abstractNumId w:val="20"/>
+  <w:num w:numId="28" w16cid:durableId="794569517">
+    <w:abstractNumId w:val="13"/>
   </w:num>
 </w:numbering>
 </file>
@@ -4412,7 +7316,7 @@
         <w:kern w:val="2"/>
         <w:sz w:val="24"/>
         <w:szCs w:val="24"/>
-        <w:lang w:eastAsia="en-US" w:bidi="ar-SA"/>
+        <w:lang w:val="en-RU" w:eastAsia="en-US" w:bidi="ar-SA"/>
         <w14:ligatures w14:val="standardContextual"/>
       </w:rPr>
     </w:rPrDefault>
@@ -4837,7 +7741,6 @@
       <w:kern w:val="2"/>
       <w:sz w:val="40"/>
       <w:szCs w:val="40"/>
-      <w:lang/>
       <w14:ligatures w14:val="standardContextual"/>
     </w:rPr>
   </w:style>
@@ -4863,7 +7766,6 @@
       <w:kern w:val="2"/>
       <w:sz w:val="32"/>
       <w:szCs w:val="32"/>
-      <w:lang/>
       <w14:ligatures w14:val="standardContextual"/>
     </w:rPr>
   </w:style>
@@ -4889,7 +7791,6 @@
       <w:kern w:val="2"/>
       <w:sz w:val="28"/>
       <w:szCs w:val="28"/>
-      <w:lang/>
       <w14:ligatures w14:val="standardContextual"/>
     </w:rPr>
   </w:style>
@@ -4918,7 +7819,6 @@
       <w:kern w:val="2"/>
       <w:sz w:val="24"/>
       <w:szCs w:val="24"/>
-      <w:lang/>
       <w14:ligatures w14:val="standardContextual"/>
     </w:rPr>
   </w:style>
@@ -4945,7 +7845,6 @@
       <w:kern w:val="2"/>
       <w:sz w:val="24"/>
       <w:szCs w:val="24"/>
-      <w:lang/>
       <w14:ligatures w14:val="standardContextual"/>
     </w:rPr>
   </w:style>
@@ -4974,7 +7873,6 @@
       <w:kern w:val="2"/>
       <w:sz w:val="24"/>
       <w:szCs w:val="24"/>
-      <w:lang/>
       <w14:ligatures w14:val="standardContextual"/>
     </w:rPr>
   </w:style>
@@ -5001,7 +7899,6 @@
       <w:kern w:val="2"/>
       <w:sz w:val="24"/>
       <w:szCs w:val="24"/>
-      <w:lang/>
       <w14:ligatures w14:val="standardContextual"/>
     </w:rPr>
   </w:style>
@@ -5030,7 +7927,6 @@
       <w:kern w:val="2"/>
       <w:sz w:val="24"/>
       <w:szCs w:val="24"/>
-      <w:lang/>
       <w14:ligatures w14:val="standardContextual"/>
     </w:rPr>
   </w:style>
@@ -5057,14 +7953,12 @@
       <w:kern w:val="2"/>
       <w:sz w:val="24"/>
       <w:szCs w:val="24"/>
-      <w:lang/>
       <w14:ligatures w14:val="standardContextual"/>
     </w:rPr>
   </w:style>
   <w:style w:type="character" w:default="1" w:styleId="DefaultParagraphFont">
     <w:name w:val="Default Paragraph Font"/>
     <w:uiPriority w:val="1"/>
-    <w:semiHidden/>
     <w:unhideWhenUsed/>
   </w:style>
   <w:style w:type="table" w:default="1" w:styleId="TableNormal">
@@ -5224,7 +8118,6 @@
       <w:kern w:val="28"/>
       <w:sz w:val="56"/>
       <w:szCs w:val="56"/>
-      <w:lang/>
       <w14:ligatures w14:val="standardContextual"/>
     </w:rPr>
   </w:style>
@@ -5264,7 +8157,6 @@
       <w:kern w:val="2"/>
       <w:sz w:val="28"/>
       <w:szCs w:val="28"/>
-      <w:lang/>
       <w14:ligatures w14:val="standardContextual"/>
     </w:rPr>
   </w:style>
@@ -5302,7 +8194,6 @@
       <w:kern w:val="2"/>
       <w:sz w:val="24"/>
       <w:szCs w:val="24"/>
-      <w:lang/>
       <w14:ligatures w14:val="standardContextual"/>
     </w:rPr>
   </w:style>
@@ -5334,7 +8225,6 @@
       <w:kern w:val="2"/>
       <w:sz w:val="24"/>
       <w:szCs w:val="24"/>
-      <w:lang/>
       <w14:ligatures w14:val="standardContextual"/>
     </w:rPr>
   </w:style>
@@ -5375,7 +8265,6 @@
       <w:kern w:val="2"/>
       <w:sz w:val="24"/>
       <w:szCs w:val="24"/>
-      <w:lang/>
       <w14:ligatures w14:val="standardContextual"/>
     </w:rPr>
   </w:style>
@@ -5565,7 +8454,6 @@
       <w:rFonts w:ascii="Times New Roman" w:eastAsiaTheme="minorEastAsia" w:hAnsi="Times New Roman" w:cs="Times New Roman"/>
       <w:sz w:val="24"/>
       <w:szCs w:val="24"/>
-      <w:lang/>
     </w:rPr>
   </w:style>
   <w:style w:type="character" w:styleId="Strong">
@@ -5619,7 +8507,6 @@
       <w:rFonts w:ascii="Consolas" w:hAnsi="Consolas" w:cs="Consolas"/>
       <w:kern w:val="2"/>
       <w:szCs w:val="24"/>
-      <w:lang/>
       <w14:ligatures w14:val="standardContextual"/>
     </w:rPr>
   </w:style>
